--- a/docs/Guia_de_Etiquetas_Demanda.docx
+++ b/docs/Guia_de_Etiquetas_Demanda.docx
@@ -1,14 +1,14 @@
 
 <file path=word/document.xml><?xml version="1.0" encoding="utf-8"?>
-<w:document xmlns:wpc="http://schemas.microsoft.com/office/word/2010/wordprocessingCanvas" xmlns:mc="http://schemas.openxmlformats.org/markup-compatibility/2006" xmlns:o="urn:schemas-microsoft-com:office:office" xmlns:r="http://schemas.openxmlformats.org/officeDocument/2006/relationships" xmlns:m="http://schemas.openxmlformats.org/officeDocument/2006/math" xmlns:v="urn:schemas-microsoft-com:vml" xmlns:wp14="http://schemas.microsoft.com/office/word/2010/wordprocessingDrawing" xmlns:wp="http://schemas.openxmlformats.org/drawingml/2006/wordprocessingDrawing" xmlns:w10="urn:schemas-microsoft-com:office:word" xmlns:w="http://schemas.openxmlformats.org/wordprocessingml/2006/main" xmlns:w14="http://schemas.microsoft.com/office/word/2010/wordml" xmlns:w15="http://schemas.microsoft.com/office/word/2012/wordml" xmlns:wpg="http://schemas.microsoft.com/office/word/2010/wordprocessingGroup" xmlns:wpi="http://schemas.microsoft.com/office/word/2010/wordprocessingInk" xmlns:wne="http://schemas.microsoft.com/office/word/2006/wordml" xmlns:wps="http://schemas.microsoft.com/office/word/2010/wordprocessingShape" xmlns:cx="http://schemas.microsoft.com/office/drawing/2014/chartex" xmlns:cx1="http://schemas.microsoft.com/office/drawing/2015/9/8/chartex" xmlns:cx2="http://schemas.microsoft.com/office/drawing/2015/10/21/chartex" xmlns:cx3="http://schemas.microsoft.com/office/drawing/2016/5/9/chartex" xmlns:cx4="http://schemas.microsoft.com/office/drawing/2016/5/10/chartex" xmlns:cx5="http://schemas.microsoft.com/office/drawing/2016/5/11/chartex" xmlns:cx6="http://schemas.microsoft.com/office/drawing/2016/5/12/chartex" xmlns:cx7="http://schemas.microsoft.com/office/drawing/2016/5/13/chartex" xmlns:cx8="http://schemas.microsoft.com/office/drawing/2016/5/14/chartex" xmlns:aink="http://schemas.microsoft.com/office/drawing/2016/ink" xmlns:am3d="http://schemas.microsoft.com/office/drawing/2017/model3d" xmlns:w16cex="http://schemas.microsoft.com/office/word/2018/wordml/cex" xmlns:w16cid="http://schemas.microsoft.com/office/word/2016/wordml/cid" xmlns:w16="http://schemas.microsoft.com/office/word/2018/wordml" xmlns:w16sdtdh="http://schemas.microsoft.com/office/word/2020/wordml/sdtdatahash" xmlns:w16se="http://schemas.microsoft.com/office/word/2015/wordml/symex" mc:Ignorable="w14 w15 wp14">
+<w:document xmlns:wpc="http://schemas.microsoft.com/office/word/2010/wordprocessingCanvas" xmlns:cx="http://schemas.microsoft.com/office/drawing/2014/chartex" xmlns:cx1="http://schemas.microsoft.com/office/drawing/2015/9/8/chartex" xmlns:cx2="http://schemas.microsoft.com/office/drawing/2015/10/21/chartex" xmlns:cx3="http://schemas.microsoft.com/office/drawing/2016/5/9/chartex" xmlns:cx4="http://schemas.microsoft.com/office/drawing/2016/5/10/chartex" xmlns:cx5="http://schemas.microsoft.com/office/drawing/2016/5/11/chartex" xmlns:cx6="http://schemas.microsoft.com/office/drawing/2016/5/12/chartex" xmlns:cx7="http://schemas.microsoft.com/office/drawing/2016/5/13/chartex" xmlns:cx8="http://schemas.microsoft.com/office/drawing/2016/5/14/chartex" xmlns:mc="http://schemas.openxmlformats.org/markup-compatibility/2006" xmlns:aink="http://schemas.microsoft.com/office/drawing/2016/ink" xmlns:am3d="http://schemas.microsoft.com/office/drawing/2017/model3d" xmlns:o="urn:schemas-microsoft-com:office:office" xmlns:oel="http://schemas.microsoft.com/office/2019/extlst" xmlns:r="http://schemas.openxmlformats.org/officeDocument/2006/relationships" xmlns:m="http://schemas.openxmlformats.org/officeDocument/2006/math" xmlns:v="urn:schemas-microsoft-com:vml" xmlns:wp14="http://schemas.microsoft.com/office/word/2010/wordprocessingDrawing" xmlns:wp="http://schemas.openxmlformats.org/drawingml/2006/wordprocessingDrawing" xmlns:w10="urn:schemas-microsoft-com:office:word" xmlns:w="http://schemas.openxmlformats.org/wordprocessingml/2006/main" xmlns:w14="http://schemas.microsoft.com/office/word/2010/wordml" xmlns:w15="http://schemas.microsoft.com/office/word/2012/wordml" xmlns:w16cei="http://schemas.microsoft.com/office/word/2026/wordml/cei" xmlns:w16cex="http://schemas.microsoft.com/office/word/2018/wordml/cex" xmlns:w16cid="http://schemas.microsoft.com/office/word/2016/wordml/cid" xmlns:w16="http://schemas.microsoft.com/office/word/2018/wordml" xmlns:w16du="http://schemas.microsoft.com/office/word/2023/wordml/word16du" xmlns:w16sdtdh="http://schemas.microsoft.com/office/word/2020/wordml/sdtdatahash" xmlns:w16sdtfl="http://schemas.microsoft.com/office/word/2024/wordml/sdtformatlock" xmlns:w16se="http://schemas.microsoft.com/office/word/2015/wordml/symex" xmlns:wpg="http://schemas.microsoft.com/office/word/2010/wordprocessingGroup" xmlns:wpi="http://schemas.microsoft.com/office/word/2010/wordprocessingInk" xmlns:wne="http://schemas.microsoft.com/office/word/2006/wordml" xmlns:wps="http://schemas.microsoft.com/office/word/2010/wordprocessingShape" mc:Ignorable="w14 w15 w16se w16cid w16 w16cex w16sdtdh w16sdtfl w16du wp14">
   <w:body>
     <w:p>
       <w:pPr>
-        <w:pStyle w:val="Heading1"/>
-        <w:spacing w:after="120" w:before="200"/>
-      </w:pPr>
-      <w:r>
-        <w:t xml:space="preserve">Guía de Etiquetas para Plantillas de Demanda (Trello Power-Up)</w:t>
+        <w:pStyle w:val="Ttulo1"/>
+        <w:spacing w:before="200" w:after="120"/>
+      </w:pPr>
+      <w:r>
+        <w:t>Guía de Etiquetas para Plantillas de Demanda (Trello Power-Up)</w:t>
       </w:r>
     </w:p>
     <w:p>
@@ -23,28 +23,28 @@
           <w:b/>
           <w:bCs/>
         </w:rPr>
-        <w:t xml:space="preserve">"Generar demanda Nexo causal"</w:t>
-      </w:r>
-      <w:r>
-        <w:t xml:space="preserve">. Al subir una plantilla de Word con estas etiquetas, el Power-Up generará dinámicamente un formulario interactivo en la tarjeta de Trello para rellenar los datos.</w:t>
-      </w:r>
-    </w:p>
-    <w:p>
-      <w:pPr>
-        <w:pStyle w:val="Heading2"/>
-        <w:spacing w:after="100" w:before="200"/>
-      </w:pPr>
-      <w:r>
-        <w:t xml:space="preserve">1. Entrada de Fechas (Nuevas Funcionalidades)</w:t>
-      </w:r>
-    </w:p>
-    <w:p>
-      <w:pPr>
-        <w:pStyle w:val="Heading3"/>
-        <w:spacing w:after="60" w:before="100"/>
-      </w:pPr>
-      <w:r>
-        <w:t xml:space="preserve">A. Fecha Única ([date])</w:t>
+        <w:t>"Generar demanda Nexo causal"</w:t>
+      </w:r>
+      <w:r>
+        <w:t>. Al subir una plantilla de Word con estas etiquetas, el Power-Up generará dinámicamente un formulario interactivo en la tarjeta de Trello para rellenar los datos.</w:t>
+      </w:r>
+    </w:p>
+    <w:p>
+      <w:pPr>
+        <w:pStyle w:val="Ttulo2"/>
+        <w:spacing w:before="200" w:after="100"/>
+      </w:pPr>
+      <w:r>
+        <w:t>1. Entrada de Fechas (Nuevas Funcionalidades)</w:t>
+      </w:r>
+    </w:p>
+    <w:p>
+      <w:pPr>
+        <w:pStyle w:val="Ttulo3"/>
+        <w:spacing w:before="100" w:after="60"/>
+      </w:pPr>
+      <w:r>
+        <w:t>A. Fecha Única ([date])</w:t>
       </w:r>
     </w:p>
     <w:p>
@@ -52,13 +52,7 @@
         <w:spacing w:after="60"/>
       </w:pPr>
       <w:r>
-        <w:t xml:space="preserve">Permite al usuario seleccionar o escribir una fecha. En el documento Word generado se colocará la fecha formateada en formato largo en castellano (ej. </w:t>
-      </w:r>
-      <w:r>
-        <w:t xml:space="preserve">"15 de enero de 2024"</w:t>
-      </w:r>
-      <w:r>
-        <w:t xml:space="preserve">).</w:t>
+        <w:t>Permite al usuario seleccionar o escribir una fecha. En el documento Word generado se colocará la fecha formateada en formato largo en castellano (ej. "15 de enero de 2024").</w:t>
       </w:r>
     </w:p>
     <w:p>
@@ -74,10 +68,10 @@
       </w:r>
       <w:r>
         <w:rPr>
-          <w:rFonts w:ascii="Consolas" w:cs="Consolas" w:eastAsia="Consolas" w:hAnsi="Consolas"/>
+          <w:rFonts w:ascii="Consolas" w:eastAsia="Consolas" w:hAnsi="Consolas" w:cs="Consolas"/>
           <w:color w:val="2B2D42"/>
         </w:rPr>
-        <w:t xml:space="preserve">{{Fecha accidente [date]}}</w:t>
+        <w:t>{{Fecha accidente [date]}}</w:t>
       </w:r>
     </w:p>
     <w:p>
@@ -94,23 +88,47 @@
       <w:r>
         <w:t xml:space="preserve">Input de fecha estándar </w:t>
       </w:r>
-      <w:r>
-        <w:rPr>
-          <w:rFonts w:ascii="Consolas" w:cs="Consolas" w:eastAsia="Consolas" w:hAnsi="Consolas"/>
-        </w:rPr>
-        <w:t xml:space="preserve">dd/mm/aaaa</w:t>
-      </w:r>
-      <w:r>
-        <w:t xml:space="preserve">.</w:t>
-      </w:r>
-    </w:p>
-    <w:p>
-      <w:pPr>
-        <w:pStyle w:val="Heading3"/>
-        <w:spacing w:after="60" w:before="100"/>
-      </w:pPr>
-      <w:r>
-        <w:t xml:space="preserve">B. Rango de Fechas ([date-range])</w:t>
+      <w:proofErr w:type="spellStart"/>
+      <w:r>
+        <w:rPr>
+          <w:rFonts w:ascii="Consolas" w:eastAsia="Consolas" w:hAnsi="Consolas" w:cs="Consolas"/>
+        </w:rPr>
+        <w:t>dd</w:t>
+      </w:r>
+      <w:proofErr w:type="spellEnd"/>
+      <w:r>
+        <w:rPr>
+          <w:rFonts w:ascii="Consolas" w:eastAsia="Consolas" w:hAnsi="Consolas" w:cs="Consolas"/>
+        </w:rPr>
+        <w:t>/mm/</w:t>
+      </w:r>
+      <w:proofErr w:type="spellStart"/>
+      <w:r>
+        <w:rPr>
+          <w:rFonts w:ascii="Consolas" w:eastAsia="Consolas" w:hAnsi="Consolas" w:cs="Consolas"/>
+        </w:rPr>
+        <w:t>aaaa</w:t>
+      </w:r>
+      <w:proofErr w:type="spellEnd"/>
+      <w:r>
+        <w:t>.</w:t>
+      </w:r>
+    </w:p>
+    <w:p>
+      <w:pPr>
+        <w:pStyle w:val="Ttulo3"/>
+        <w:spacing w:before="100" w:after="60"/>
+      </w:pPr>
+      <w:r>
+        <w:t>B. Rango de Fechas ([date-</w:t>
+      </w:r>
+      <w:proofErr w:type="spellStart"/>
+      <w:r>
+        <w:t>range</w:t>
+      </w:r>
+      <w:proofErr w:type="spellEnd"/>
+      <w:r>
+        <w:t>])</w:t>
       </w:r>
     </w:p>
     <w:p>
@@ -118,7 +136,7 @@
         <w:spacing w:after="80"/>
       </w:pPr>
       <w:r>
-        <w:t xml:space="preserve">Pregunta por una fecha de inicio y una de fin. La etiqueta base se sustituye por la cantidad neta de días transcurridos entre ambas fechas (inclusive). Adicionalmente, permite extraer las fechas formateadas.</w:t>
+        <w:t>Pregunta por una fecha de inicio y una de fin. La etiqueta base se sustituye por la cantidad neta de días transcurridos entre ambas fechas (inclusive). Adicionalmente, permite extraer las fechas formateadas.</w:t>
       </w:r>
     </w:p>
     <w:p>
@@ -134,10 +152,26 @@
       </w:r>
       <w:r>
         <w:rPr>
-          <w:rFonts w:ascii="Consolas" w:cs="Consolas" w:eastAsia="Consolas" w:hAnsi="Consolas"/>
+          <w:rFonts w:ascii="Consolas" w:eastAsia="Consolas" w:hAnsi="Consolas" w:cs="Consolas"/>
           <w:color w:val="2B2D42"/>
         </w:rPr>
-        <w:t xml:space="preserve">{{Periodo baja [date-range]}}</w:t>
+        <w:t>{{Periodo baja [date-</w:t>
+      </w:r>
+      <w:proofErr w:type="spellStart"/>
+      <w:r>
+        <w:rPr>
+          <w:rFonts w:ascii="Consolas" w:eastAsia="Consolas" w:hAnsi="Consolas" w:cs="Consolas"/>
+          <w:color w:val="2B2D42"/>
+        </w:rPr>
+        <w:t>range</w:t>
+      </w:r>
+      <w:proofErr w:type="spellEnd"/>
+      <w:r>
+        <w:rPr>
+          <w:rFonts w:ascii="Consolas" w:eastAsia="Consolas" w:hAnsi="Consolas" w:cs="Consolas"/>
+          <w:color w:val="2B2D42"/>
+        </w:rPr>
+        <w:t>]}}</w:t>
       </w:r>
       <w:r>
         <w:t xml:space="preserve"> (Devolverá el número de días transcurridos).</w:t>
@@ -152,7 +186,7 @@
           <w:b/>
           <w:bCs/>
         </w:rPr>
-        <w:t xml:space="preserve">• Marcadores adicionales disponibles:</w:t>
+        <w:t>• Marcadores adicionales disponibles:</w:t>
       </w:r>
     </w:p>
     <w:p>
@@ -164,22 +198,84 @@
           <w:b/>
           <w:bCs/>
         </w:rPr>
-        <w:t xml:space="preserve">  - Fecha de inicio corta (dd/mm/aaaa): </w:t>
-      </w:r>
-      <w:r>
-        <w:rPr>
-          <w:rFonts w:ascii="Consolas" w:cs="Consolas" w:eastAsia="Consolas" w:hAnsi="Consolas"/>
-        </w:rPr>
-        <w:t xml:space="preserve">{{Periodo baja:start}}</w:t>
+        <w:t xml:space="preserve">  - Fecha de inicio corta (</w:t>
+      </w:r>
+      <w:proofErr w:type="spellStart"/>
+      <w:r>
+        <w:rPr>
+          <w:b/>
+          <w:bCs/>
+        </w:rPr>
+        <w:t>dd</w:t>
+      </w:r>
+      <w:proofErr w:type="spellEnd"/>
+      <w:r>
+        <w:rPr>
+          <w:b/>
+          <w:bCs/>
+        </w:rPr>
+        <w:t>/mm/</w:t>
+      </w:r>
+      <w:proofErr w:type="spellStart"/>
+      <w:r>
+        <w:rPr>
+          <w:b/>
+          <w:bCs/>
+        </w:rPr>
+        <w:t>aaaa</w:t>
+      </w:r>
+      <w:proofErr w:type="spellEnd"/>
+      <w:r>
+        <w:rPr>
+          <w:b/>
+          <w:bCs/>
+        </w:rPr>
+        <w:t xml:space="preserve">): </w:t>
+      </w:r>
+      <w:r>
+        <w:rPr>
+          <w:rFonts w:ascii="Consolas" w:eastAsia="Consolas" w:hAnsi="Consolas" w:cs="Consolas"/>
+        </w:rPr>
+        <w:t xml:space="preserve">{{Periodo </w:t>
+      </w:r>
+      <w:proofErr w:type="spellStart"/>
+      <w:proofErr w:type="gramStart"/>
+      <w:r>
+        <w:rPr>
+          <w:rFonts w:ascii="Consolas" w:eastAsia="Consolas" w:hAnsi="Consolas" w:cs="Consolas"/>
+        </w:rPr>
+        <w:t>baja:start</w:t>
+      </w:r>
+      <w:proofErr w:type="spellEnd"/>
+      <w:proofErr w:type="gramEnd"/>
+      <w:r>
+        <w:rPr>
+          <w:rFonts w:ascii="Consolas" w:eastAsia="Consolas" w:hAnsi="Consolas" w:cs="Consolas"/>
+        </w:rPr>
+        <w:t>}}</w:t>
       </w:r>
       <w:r>
         <w:t xml:space="preserve"> o </w:t>
       </w:r>
       <w:r>
         <w:rPr>
-          <w:rFonts w:ascii="Consolas" w:cs="Consolas" w:eastAsia="Consolas" w:hAnsi="Consolas"/>
-        </w:rPr>
-        <w:t xml:space="preserve">{{Periodo baja: start}}</w:t>
+          <w:rFonts w:ascii="Consolas" w:eastAsia="Consolas" w:hAnsi="Consolas" w:cs="Consolas"/>
+        </w:rPr>
+        <w:t xml:space="preserve">{{Periodo baja: </w:t>
+      </w:r>
+      <w:proofErr w:type="spellStart"/>
+      <w:r>
+        <w:rPr>
+          <w:rFonts w:ascii="Consolas" w:eastAsia="Consolas" w:hAnsi="Consolas" w:cs="Consolas"/>
+        </w:rPr>
+        <w:t>start</w:t>
+      </w:r>
+      <w:proofErr w:type="spellEnd"/>
+      <w:r>
+        <w:rPr>
+          <w:rFonts w:ascii="Consolas" w:eastAsia="Consolas" w:hAnsi="Consolas" w:cs="Consolas"/>
+        </w:rPr>
+        <w:t>}}</w:t>
       </w:r>
     </w:p>
     <w:p>
@@ -191,22 +287,84 @@
           <w:b/>
           <w:bCs/>
         </w:rPr>
-        <w:t xml:space="preserve">  - Fecha de fin corta (dd/mm/aaaa): </w:t>
-      </w:r>
-      <w:r>
-        <w:rPr>
-          <w:rFonts w:ascii="Consolas" w:cs="Consolas" w:eastAsia="Consolas" w:hAnsi="Consolas"/>
-        </w:rPr>
-        <w:t xml:space="preserve">{{Periodo baja:end}}</w:t>
+        <w:t xml:space="preserve">  - Fecha de fin corta (</w:t>
+      </w:r>
+      <w:proofErr w:type="spellStart"/>
+      <w:r>
+        <w:rPr>
+          <w:b/>
+          <w:bCs/>
+        </w:rPr>
+        <w:t>dd</w:t>
+      </w:r>
+      <w:proofErr w:type="spellEnd"/>
+      <w:r>
+        <w:rPr>
+          <w:b/>
+          <w:bCs/>
+        </w:rPr>
+        <w:t>/mm/</w:t>
+      </w:r>
+      <w:proofErr w:type="spellStart"/>
+      <w:r>
+        <w:rPr>
+          <w:b/>
+          <w:bCs/>
+        </w:rPr>
+        <w:t>aaaa</w:t>
+      </w:r>
+      <w:proofErr w:type="spellEnd"/>
+      <w:r>
+        <w:rPr>
+          <w:b/>
+          <w:bCs/>
+        </w:rPr>
+        <w:t xml:space="preserve">): </w:t>
+      </w:r>
+      <w:r>
+        <w:rPr>
+          <w:rFonts w:ascii="Consolas" w:eastAsia="Consolas" w:hAnsi="Consolas" w:cs="Consolas"/>
+        </w:rPr>
+        <w:t xml:space="preserve">{{Periodo </w:t>
+      </w:r>
+      <w:proofErr w:type="spellStart"/>
+      <w:proofErr w:type="gramStart"/>
+      <w:r>
+        <w:rPr>
+          <w:rFonts w:ascii="Consolas" w:eastAsia="Consolas" w:hAnsi="Consolas" w:cs="Consolas"/>
+        </w:rPr>
+        <w:t>baja:end</w:t>
+      </w:r>
+      <w:proofErr w:type="spellEnd"/>
+      <w:proofErr w:type="gramEnd"/>
+      <w:r>
+        <w:rPr>
+          <w:rFonts w:ascii="Consolas" w:eastAsia="Consolas" w:hAnsi="Consolas" w:cs="Consolas"/>
+        </w:rPr>
+        <w:t>}}</w:t>
       </w:r>
       <w:r>
         <w:t xml:space="preserve"> o </w:t>
       </w:r>
       <w:r>
         <w:rPr>
-          <w:rFonts w:ascii="Consolas" w:cs="Consolas" w:eastAsia="Consolas" w:hAnsi="Consolas"/>
-        </w:rPr>
-        <w:t xml:space="preserve">{{Periodo baja: end}}</w:t>
+          <w:rFonts w:ascii="Consolas" w:eastAsia="Consolas" w:hAnsi="Consolas" w:cs="Consolas"/>
+        </w:rPr>
+        <w:t xml:space="preserve">{{Periodo baja: </w:t>
+      </w:r>
+      <w:proofErr w:type="spellStart"/>
+      <w:r>
+        <w:rPr>
+          <w:rFonts w:ascii="Consolas" w:eastAsia="Consolas" w:hAnsi="Consolas" w:cs="Consolas"/>
+        </w:rPr>
+        <w:t>end</w:t>
+      </w:r>
+      <w:proofErr w:type="spellEnd"/>
+      <w:r>
+        <w:rPr>
+          <w:rFonts w:ascii="Consolas" w:eastAsia="Consolas" w:hAnsi="Consolas" w:cs="Consolas"/>
+        </w:rPr>
+        <w:t>}}</w:t>
       </w:r>
     </w:p>
     <w:p>
@@ -222,27 +380,101 @@
       </w:r>
       <w:r>
         <w:rPr>
-          <w:rFonts w:ascii="Consolas" w:cs="Consolas" w:eastAsia="Consolas" w:hAnsi="Consolas"/>
-        </w:rPr>
-        <w:t xml:space="preserve">{{Periodo baja:start-text}}</w:t>
+          <w:rFonts w:ascii="Consolas" w:eastAsia="Consolas" w:hAnsi="Consolas" w:cs="Consolas"/>
+        </w:rPr>
+        <w:t xml:space="preserve">{{Periodo </w:t>
+      </w:r>
+      <w:proofErr w:type="spellStart"/>
+      <w:proofErr w:type="gramStart"/>
+      <w:r>
+        <w:rPr>
+          <w:rFonts w:ascii="Consolas" w:eastAsia="Consolas" w:hAnsi="Consolas" w:cs="Consolas"/>
+        </w:rPr>
+        <w:t>baja:start</w:t>
+      </w:r>
+      <w:proofErr w:type="gramEnd"/>
+      <w:r>
+        <w:rPr>
+          <w:rFonts w:ascii="Consolas" w:eastAsia="Consolas" w:hAnsi="Consolas" w:cs="Consolas"/>
+        </w:rPr>
+        <w:t>-text</w:t>
+      </w:r>
+      <w:proofErr w:type="spellEnd"/>
+      <w:r>
+        <w:rPr>
+          <w:rFonts w:ascii="Consolas" w:eastAsia="Consolas" w:hAnsi="Consolas" w:cs="Consolas"/>
+        </w:rPr>
+        <w:t>}}</w:t>
       </w:r>
       <w:r>
         <w:t xml:space="preserve">, </w:t>
       </w:r>
       <w:r>
         <w:rPr>
-          <w:rFonts w:ascii="Consolas" w:cs="Consolas" w:eastAsia="Consolas" w:hAnsi="Consolas"/>
-        </w:rPr>
-        <w:t xml:space="preserve">{{Periodo baja:start-texto}}</w:t>
+          <w:rFonts w:ascii="Consolas" w:eastAsia="Consolas" w:hAnsi="Consolas" w:cs="Consolas"/>
+        </w:rPr>
+        <w:t xml:space="preserve">{{Periodo </w:t>
+      </w:r>
+      <w:proofErr w:type="spellStart"/>
+      <w:proofErr w:type="gramStart"/>
+      <w:r>
+        <w:rPr>
+          <w:rFonts w:ascii="Consolas" w:eastAsia="Consolas" w:hAnsi="Consolas" w:cs="Consolas"/>
+        </w:rPr>
+        <w:t>baja:start</w:t>
+      </w:r>
+      <w:proofErr w:type="gramEnd"/>
+      <w:r>
+        <w:rPr>
+          <w:rFonts w:ascii="Consolas" w:eastAsia="Consolas" w:hAnsi="Consolas" w:cs="Consolas"/>
+        </w:rPr>
+        <w:t>-texto</w:t>
+      </w:r>
+      <w:proofErr w:type="spellEnd"/>
+      <w:r>
+        <w:rPr>
+          <w:rFonts w:ascii="Consolas" w:eastAsia="Consolas" w:hAnsi="Consolas" w:cs="Consolas"/>
+        </w:rPr>
+        <w:t>}}</w:t>
       </w:r>
       <w:r>
         <w:t xml:space="preserve"> o </w:t>
       </w:r>
       <w:r>
         <w:rPr>
-          <w:rFonts w:ascii="Consolas" w:cs="Consolas" w:eastAsia="Consolas" w:hAnsi="Consolas"/>
-        </w:rPr>
-        <w:t xml:space="preserve">{{Periodo baja:start[text]}}</w:t>
+          <w:rFonts w:ascii="Consolas" w:eastAsia="Consolas" w:hAnsi="Consolas" w:cs="Consolas"/>
+        </w:rPr>
+        <w:t xml:space="preserve">{{Periodo </w:t>
+      </w:r>
+      <w:proofErr w:type="spellStart"/>
+      <w:proofErr w:type="gramStart"/>
+      <w:r>
+        <w:rPr>
+          <w:rFonts w:ascii="Consolas" w:eastAsia="Consolas" w:hAnsi="Consolas" w:cs="Consolas"/>
+        </w:rPr>
+        <w:t>baja:start</w:t>
+      </w:r>
+      <w:proofErr w:type="spellEnd"/>
+      <w:proofErr w:type="gramEnd"/>
+      <w:r>
+        <w:rPr>
+          <w:rFonts w:ascii="Consolas" w:eastAsia="Consolas" w:hAnsi="Consolas" w:cs="Consolas"/>
+        </w:rPr>
+        <w:t>[</w:t>
+      </w:r>
+      <w:proofErr w:type="spellStart"/>
+      <w:r>
+        <w:rPr>
+          <w:rFonts w:ascii="Consolas" w:eastAsia="Consolas" w:hAnsi="Consolas" w:cs="Consolas"/>
+        </w:rPr>
+        <w:t>text</w:t>
+      </w:r>
+      <w:proofErr w:type="spellEnd"/>
+      <w:r>
+        <w:rPr>
+          <w:rFonts w:ascii="Consolas" w:eastAsia="Consolas" w:hAnsi="Consolas" w:cs="Consolas"/>
+        </w:rPr>
+        <w:t>]}}</w:t>
       </w:r>
     </w:p>
     <w:p>
@@ -258,36 +490,110 @@
       </w:r>
       <w:r>
         <w:rPr>
-          <w:rFonts w:ascii="Consolas" w:cs="Consolas" w:eastAsia="Consolas" w:hAnsi="Consolas"/>
-        </w:rPr>
-        <w:t xml:space="preserve">{{Periodo baja:end-text}}</w:t>
+          <w:rFonts w:ascii="Consolas" w:eastAsia="Consolas" w:hAnsi="Consolas" w:cs="Consolas"/>
+        </w:rPr>
+        <w:t xml:space="preserve">{{Periodo </w:t>
+      </w:r>
+      <w:proofErr w:type="spellStart"/>
+      <w:proofErr w:type="gramStart"/>
+      <w:r>
+        <w:rPr>
+          <w:rFonts w:ascii="Consolas" w:eastAsia="Consolas" w:hAnsi="Consolas" w:cs="Consolas"/>
+        </w:rPr>
+        <w:t>baja:end</w:t>
+      </w:r>
+      <w:proofErr w:type="gramEnd"/>
+      <w:r>
+        <w:rPr>
+          <w:rFonts w:ascii="Consolas" w:eastAsia="Consolas" w:hAnsi="Consolas" w:cs="Consolas"/>
+        </w:rPr>
+        <w:t>-text</w:t>
+      </w:r>
+      <w:proofErr w:type="spellEnd"/>
+      <w:r>
+        <w:rPr>
+          <w:rFonts w:ascii="Consolas" w:eastAsia="Consolas" w:hAnsi="Consolas" w:cs="Consolas"/>
+        </w:rPr>
+        <w:t>}}</w:t>
       </w:r>
       <w:r>
         <w:t xml:space="preserve">, </w:t>
       </w:r>
       <w:r>
         <w:rPr>
-          <w:rFonts w:ascii="Consolas" w:cs="Consolas" w:eastAsia="Consolas" w:hAnsi="Consolas"/>
-        </w:rPr>
-        <w:t xml:space="preserve">{{Periodo baja:end-texto}}</w:t>
+          <w:rFonts w:ascii="Consolas" w:eastAsia="Consolas" w:hAnsi="Consolas" w:cs="Consolas"/>
+        </w:rPr>
+        <w:t xml:space="preserve">{{Periodo </w:t>
+      </w:r>
+      <w:proofErr w:type="spellStart"/>
+      <w:proofErr w:type="gramStart"/>
+      <w:r>
+        <w:rPr>
+          <w:rFonts w:ascii="Consolas" w:eastAsia="Consolas" w:hAnsi="Consolas" w:cs="Consolas"/>
+        </w:rPr>
+        <w:t>baja:end</w:t>
+      </w:r>
+      <w:proofErr w:type="gramEnd"/>
+      <w:r>
+        <w:rPr>
+          <w:rFonts w:ascii="Consolas" w:eastAsia="Consolas" w:hAnsi="Consolas" w:cs="Consolas"/>
+        </w:rPr>
+        <w:t>-texto</w:t>
+      </w:r>
+      <w:proofErr w:type="spellEnd"/>
+      <w:r>
+        <w:rPr>
+          <w:rFonts w:ascii="Consolas" w:eastAsia="Consolas" w:hAnsi="Consolas" w:cs="Consolas"/>
+        </w:rPr>
+        <w:t>}}</w:t>
       </w:r>
       <w:r>
         <w:t xml:space="preserve"> o </w:t>
       </w:r>
       <w:r>
         <w:rPr>
-          <w:rFonts w:ascii="Consolas" w:cs="Consolas" w:eastAsia="Consolas" w:hAnsi="Consolas"/>
-        </w:rPr>
-        <w:t xml:space="preserve">{{Periodo baja:end[text]}}</w:t>
-      </w:r>
-    </w:p>
-    <w:p>
-      <w:pPr>
-        <w:pStyle w:val="Heading2"/>
-        <w:spacing w:after="100" w:before="200"/>
-      </w:pPr>
-      <w:r>
-        <w:t xml:space="preserve">2. Etiquetas de Entrada Simples</w:t>
+          <w:rFonts w:ascii="Consolas" w:eastAsia="Consolas" w:hAnsi="Consolas" w:cs="Consolas"/>
+        </w:rPr>
+        <w:t xml:space="preserve">{{Periodo </w:t>
+      </w:r>
+      <w:proofErr w:type="spellStart"/>
+      <w:proofErr w:type="gramStart"/>
+      <w:r>
+        <w:rPr>
+          <w:rFonts w:ascii="Consolas" w:eastAsia="Consolas" w:hAnsi="Consolas" w:cs="Consolas"/>
+        </w:rPr>
+        <w:t>baja:end</w:t>
+      </w:r>
+      <w:proofErr w:type="spellEnd"/>
+      <w:proofErr w:type="gramEnd"/>
+      <w:r>
+        <w:rPr>
+          <w:rFonts w:ascii="Consolas" w:eastAsia="Consolas" w:hAnsi="Consolas" w:cs="Consolas"/>
+        </w:rPr>
+        <w:t>[</w:t>
+      </w:r>
+      <w:proofErr w:type="spellStart"/>
+      <w:r>
+        <w:rPr>
+          <w:rFonts w:ascii="Consolas" w:eastAsia="Consolas" w:hAnsi="Consolas" w:cs="Consolas"/>
+        </w:rPr>
+        <w:t>text</w:t>
+      </w:r>
+      <w:proofErr w:type="spellEnd"/>
+      <w:r>
+        <w:rPr>
+          <w:rFonts w:ascii="Consolas" w:eastAsia="Consolas" w:hAnsi="Consolas" w:cs="Consolas"/>
+        </w:rPr>
+        <w:t>]}}</w:t>
+      </w:r>
+    </w:p>
+    <w:p>
+      <w:pPr>
+        <w:pStyle w:val="Ttulo2"/>
+        <w:spacing w:before="200" w:after="100"/>
+      </w:pPr>
+      <w:r>
+        <w:t>2. Etiquetas de Entrada Simples</w:t>
       </w:r>
     </w:p>
     <w:p>
@@ -295,146 +601,257 @@
         <w:spacing w:after="120"/>
       </w:pPr>
       <w:r>
-        <w:t xml:space="preserve">Estas etiquetas muestran campos de texto básicos en el formulario modal del Power-Up.</w:t>
+        <w:t>Estas etiquetas muestran campos de texto básicos en el formulario modal del Power-Up.</w:t>
       </w:r>
     </w:p>
     <w:tbl>
       <w:tblPr>
-        <w:tblW w:type="pct" w:w="100%"/>
+        <w:tblW w:w="5000" w:type="pct"/>
         <w:tblBorders>
-          <w:top w:val="single" w:color="auto" w:sz="4"/>
-          <w:left w:val="single" w:color="auto" w:sz="4"/>
-          <w:bottom w:val="single" w:color="auto" w:sz="4"/>
-          <w:right w:val="single" w:color="auto" w:sz="4"/>
-          <w:insideH w:val="single" w:color="auto" w:sz="4"/>
-          <w:insideV w:val="single" w:color="auto" w:sz="4"/>
+          <w:top w:val="single" w:sz="4" w:space="0" w:color="auto"/>
+          <w:left w:val="single" w:sz="4" w:space="0" w:color="auto"/>
+          <w:bottom w:val="single" w:sz="4" w:space="0" w:color="auto"/>
+          <w:right w:val="single" w:sz="4" w:space="0" w:color="auto"/>
+          <w:insideH w:val="single" w:sz="4" w:space="0" w:color="auto"/>
+          <w:insideV w:val="single" w:sz="4" w:space="0" w:color="auto"/>
         </w:tblBorders>
+        <w:tblCellMar>
+          <w:left w:w="10" w:type="dxa"/>
+          <w:right w:w="10" w:type="dxa"/>
+        </w:tblCellMar>
+        <w:tblLook w:val="0000" w:firstRow="0" w:lastRow="0" w:firstColumn="0" w:lastColumn="0" w:noHBand="0" w:noVBand="0"/>
       </w:tblPr>
       <w:tblGrid>
-        <w:gridCol w:w="100"/>
-        <w:gridCol w:w="100"/>
-        <w:gridCol w:w="100"/>
+        <w:gridCol w:w="2254"/>
+        <w:gridCol w:w="3156"/>
+        <w:gridCol w:w="3606"/>
       </w:tblGrid>
       <w:tr>
+        <w:tblPrEx>
+          <w:tblCellMar>
+            <w:top w:w="0" w:type="dxa"/>
+            <w:bottom w:w="0" w:type="dxa"/>
+          </w:tblCellMar>
+        </w:tblPrEx>
         <w:tc>
           <w:tcPr>
-            <w:tcW w:type="pct" w:w="25%"/>
+            <w:tcW w:w="1250" w:type="pct"/>
           </w:tcPr>
           <w:p>
             <w:r>
-              <w:t xml:space="preserve">Tipo de Entrada</w:t>
+              <w:t>Tipo de Entrada</w:t>
             </w:r>
           </w:p>
         </w:tc>
         <w:tc>
           <w:tcPr>
-            <w:tcW w:type="pct" w:w="35%"/>
+            <w:tcW w:w="1750" w:type="pct"/>
           </w:tcPr>
           <w:p>
             <w:r>
-              <w:t xml:space="preserve">Sintaxis en Word</w:t>
+              <w:t>Sintaxis en Word</w:t>
             </w:r>
           </w:p>
         </w:tc>
         <w:tc>
           <w:tcPr>
-            <w:tcW w:type="pct" w:w="40%"/>
+            <w:tcW w:w="2000" w:type="pct"/>
           </w:tcPr>
           <w:p>
             <w:r>
-              <w:t xml:space="preserve">Descripción</w:t>
+              <w:t>Descripción</w:t>
             </w:r>
           </w:p>
         </w:tc>
       </w:tr>
       <w:tr>
+        <w:tblPrEx>
+          <w:tblCellMar>
+            <w:top w:w="0" w:type="dxa"/>
+            <w:bottom w:w="0" w:type="dxa"/>
+          </w:tblCellMar>
+        </w:tblPrEx>
         <w:tc>
+          <w:tcPr>
+            <w:tcW w:w="0" w:type="auto"/>
+          </w:tcPr>
           <w:p>
             <w:r>
-              <w:t xml:space="preserve">Texto Libre</w:t>
+              <w:t>Texto Libre</w:t>
             </w:r>
           </w:p>
         </w:tc>
         <w:tc>
+          <w:tcPr>
+            <w:tcW w:w="0" w:type="auto"/>
+          </w:tcPr>
           <w:p>
             <w:r>
-              <w:t xml:space="preserve">{{Nombre cliente [text]}}</w:t>
+              <w:t>{{Nombre cliente [</w:t>
+            </w:r>
+            <w:proofErr w:type="spellStart"/>
+            <w:r>
+              <w:t>text</w:t>
+            </w:r>
+            <w:proofErr w:type="spellEnd"/>
+            <w:r>
+              <w:t>]}}</w:t>
             </w:r>
           </w:p>
         </w:tc>
         <w:tc>
+          <w:tcPr>
+            <w:tcW w:w="0" w:type="auto"/>
+          </w:tcPr>
           <w:p>
             <w:r>
-              <w:t xml:space="preserve">Campo de texto libre de una sola línea.</w:t>
+              <w:t>Campo de texto libre de una sola línea.</w:t>
             </w:r>
           </w:p>
         </w:tc>
       </w:tr>
       <w:tr>
+        <w:tblPrEx>
+          <w:tblCellMar>
+            <w:top w:w="0" w:type="dxa"/>
+            <w:bottom w:w="0" w:type="dxa"/>
+          </w:tblCellMar>
+        </w:tblPrEx>
         <w:tc>
+          <w:tcPr>
+            <w:tcW w:w="0" w:type="auto"/>
+          </w:tcPr>
           <w:p>
             <w:r>
-              <w:t xml:space="preserve">Número Entero</w:t>
+              <w:t>Número Entero</w:t>
             </w:r>
           </w:p>
         </w:tc>
         <w:tc>
+          <w:tcPr>
+            <w:tcW w:w="0" w:type="auto"/>
+          </w:tcPr>
           <w:p>
             <w:r>
-              <w:t xml:space="preserve">{{Edad [int]}}</w:t>
+              <w:t>{{Edad [</w:t>
+            </w:r>
+            <w:proofErr w:type="spellStart"/>
+            <w:r>
+              <w:t>int</w:t>
+            </w:r>
+            <w:proofErr w:type="spellEnd"/>
+            <w:r>
+              <w:t>]}}</w:t>
             </w:r>
           </w:p>
         </w:tc>
         <w:tc>
+          <w:tcPr>
+            <w:tcW w:w="0" w:type="auto"/>
+          </w:tcPr>
           <w:p>
             <w:r>
-              <w:t xml:space="preserve">Campo numérico que solo acepta números enteros.</w:t>
+              <w:t>Campo numérico que solo acepta números enteros.</w:t>
             </w:r>
           </w:p>
         </w:tc>
       </w:tr>
       <w:tr>
+        <w:tblPrEx>
+          <w:tblCellMar>
+            <w:top w:w="0" w:type="dxa"/>
+            <w:bottom w:w="0" w:type="dxa"/>
+          </w:tblCellMar>
+        </w:tblPrEx>
         <w:tc>
+          <w:tcPr>
+            <w:tcW w:w="0" w:type="auto"/>
+          </w:tcPr>
           <w:p>
             <w:r>
-              <w:t xml:space="preserve">Número General</w:t>
+              <w:t>Número General</w:t>
             </w:r>
           </w:p>
         </w:tc>
         <w:tc>
+          <w:tcPr>
+            <w:tcW w:w="0" w:type="auto"/>
+          </w:tcPr>
           <w:p>
             <w:r>
-              <w:t xml:space="preserve">{{Monto [number]}}</w:t>
+              <w:t>{{Monto [</w:t>
+            </w:r>
+            <w:proofErr w:type="spellStart"/>
+            <w:r>
+              <w:t>number</w:t>
+            </w:r>
+            <w:proofErr w:type="spellEnd"/>
+            <w:r>
+              <w:t>]}}</w:t>
             </w:r>
           </w:p>
         </w:tc>
         <w:tc>
+          <w:tcPr>
+            <w:tcW w:w="0" w:type="auto"/>
+          </w:tcPr>
           <w:p>
             <w:r>
-              <w:t xml:space="preserve">Campo numérico para importes o números decimales simples.</w:t>
+              <w:t>Campo numérico para importes o números decimales simples.</w:t>
             </w:r>
           </w:p>
         </w:tc>
       </w:tr>
       <w:tr>
+        <w:tblPrEx>
+          <w:tblCellMar>
+            <w:top w:w="0" w:type="dxa"/>
+            <w:bottom w:w="0" w:type="dxa"/>
+          </w:tblCellMar>
+        </w:tblPrEx>
         <w:tc>
+          <w:tcPr>
+            <w:tcW w:w="0" w:type="auto"/>
+          </w:tcPr>
           <w:p>
             <w:r>
-              <w:t xml:space="preserve">Decimal</w:t>
+              <w:t>Decimal</w:t>
             </w:r>
           </w:p>
         </w:tc>
         <w:tc>
+          <w:tcPr>
+            <w:tcW w:w="0" w:type="auto"/>
+          </w:tcPr>
           <w:p>
             <w:r>
-              <w:t xml:space="preserve">{{Interes [float]}}</w:t>
+              <w:t>{{</w:t>
+            </w:r>
+            <w:proofErr w:type="spellStart"/>
+            <w:r>
+              <w:t>Interes</w:t>
+            </w:r>
+            <w:proofErr w:type="spellEnd"/>
+            <w:r>
+              <w:t xml:space="preserve"> [</w:t>
+            </w:r>
+            <w:proofErr w:type="spellStart"/>
+            <w:r>
+              <w:t>float</w:t>
+            </w:r>
+            <w:proofErr w:type="spellEnd"/>
+            <w:r>
+              <w:t>]}}</w:t>
             </w:r>
           </w:p>
         </w:tc>
         <w:tc>
+          <w:tcPr>
+            <w:tcW w:w="0" w:type="auto"/>
+          </w:tcPr>
           <w:p>
             <w:r>
-              <w:t xml:space="preserve">Campo para números con precisión decimal.</w:t>
+              <w:t>Campo para números con precisión decimal.</w:t>
             </w:r>
           </w:p>
         </w:tc>
@@ -447,20 +864,33 @@
     </w:p>
     <w:p>
       <w:pPr>
-        <w:pStyle w:val="Heading2"/>
-        <w:spacing w:after="100" w:before="200"/>
-      </w:pPr>
-      <w:r>
-        <w:t xml:space="preserve">3. Listas y Checkboxes</w:t>
-      </w:r>
-    </w:p>
-    <w:p>
-      <w:pPr>
-        <w:pStyle w:val="Heading3"/>
-        <w:spacing w:after="60" w:before="100"/>
-      </w:pPr>
-      <w:r>
-        <w:t xml:space="preserve">A. Listas Desplegables ([select])</w:t>
+        <w:pStyle w:val="Ttulo2"/>
+        <w:spacing w:before="200" w:after="100"/>
+      </w:pPr>
+      <w:r>
+        <w:t xml:space="preserve">3. Listas y </w:t>
+      </w:r>
+      <w:proofErr w:type="spellStart"/>
+      <w:r>
+        <w:t>Checkboxes</w:t>
+      </w:r>
+      <w:proofErr w:type="spellEnd"/>
+    </w:p>
+    <w:p>
+      <w:pPr>
+        <w:pStyle w:val="Ttulo3"/>
+        <w:spacing w:before="100" w:after="60"/>
+      </w:pPr>
+      <w:r>
+        <w:t>A. Listas Desplegables ([</w:t>
+      </w:r>
+      <w:proofErr w:type="spellStart"/>
+      <w:r>
+        <w:t>select</w:t>
+      </w:r>
+      <w:proofErr w:type="spellEnd"/>
+      <w:r>
+        <w:t>])</w:t>
       </w:r>
     </w:p>
     <w:p>
@@ -468,7 +898,7 @@
         <w:spacing w:after="60"/>
       </w:pPr>
       <w:r>
-        <w:t xml:space="preserve">Muestra una lista desplegable en el formulario (alineada a la derecha de la etiqueta para ahorrar espacio vertical del formulario).</w:t>
+        <w:t>Muestra una lista desplegable en el formulario (alineada a la derecha de la etiqueta para ahorrar espacio vertical del formulario).</w:t>
       </w:r>
     </w:p>
     <w:p>
@@ -484,9 +914,23 @@
       </w:r>
       <w:r>
         <w:rPr>
-          <w:rFonts w:ascii="Consolas" w:cs="Consolas" w:eastAsia="Consolas" w:hAnsi="Consolas"/>
-        </w:rPr>
-        <w:t xml:space="preserve">{{Tratamiento [select] {DON} {DON} {DOÑA} {DOÑA}}}</w:t>
+          <w:rFonts w:ascii="Consolas" w:eastAsia="Consolas" w:hAnsi="Consolas" w:cs="Consolas"/>
+        </w:rPr>
+        <w:t>{{Tratamiento [</w:t>
+      </w:r>
+      <w:proofErr w:type="spellStart"/>
+      <w:r>
+        <w:rPr>
+          <w:rFonts w:ascii="Consolas" w:eastAsia="Consolas" w:hAnsi="Consolas" w:cs="Consolas"/>
+        </w:rPr>
+        <w:t>select</w:t>
+      </w:r>
+      <w:proofErr w:type="spellEnd"/>
+      <w:r>
+        <w:rPr>
+          <w:rFonts w:ascii="Consolas" w:eastAsia="Consolas" w:hAnsi="Consolas" w:cs="Consolas"/>
+        </w:rPr>
+        <w:t>] {DON} {DON} {DOÑA} {DOÑA}}}</w:t>
       </w:r>
     </w:p>
     <w:p>
@@ -502,18 +946,34 @@
       </w:r>
       <w:r>
         <w:rPr>
-          <w:rFonts w:ascii="Consolas" w:cs="Consolas" w:eastAsia="Consolas" w:hAnsi="Consolas"/>
-        </w:rPr>
-        <w:t xml:space="preserve">{Valor_Guardado_1} {Texto_Mostrar_1} {Valor_Guardado_2} {Texto_Mostrar_2}</w:t>
-      </w:r>
-    </w:p>
-    <w:p>
-      <w:pPr>
-        <w:pStyle w:val="Heading3"/>
-        <w:spacing w:after="60" w:before="100"/>
-      </w:pPr>
-      <w:r>
-        <w:t xml:space="preserve">B. Listas de Checkboxes Múltiples ([checkbox])</w:t>
+          <w:rFonts w:ascii="Consolas" w:eastAsia="Consolas" w:hAnsi="Consolas" w:cs="Consolas"/>
+        </w:rPr>
+        <w:t>{Valor_Guardado_1} {Texto_Mostrar_1} {Valor_Guardado_2} {Texto_Mostrar_2}</w:t>
+      </w:r>
+    </w:p>
+    <w:p>
+      <w:pPr>
+        <w:pStyle w:val="Ttulo3"/>
+        <w:spacing w:before="100" w:after="60"/>
+      </w:pPr>
+      <w:r>
+        <w:t xml:space="preserve">B. Listas de </w:t>
+      </w:r>
+      <w:proofErr w:type="spellStart"/>
+      <w:r>
+        <w:t>Checkboxes</w:t>
+      </w:r>
+      <w:proofErr w:type="spellEnd"/>
+      <w:r>
+        <w:t xml:space="preserve"> Múltiples ([</w:t>
+      </w:r>
+      <w:proofErr w:type="spellStart"/>
+      <w:r>
+        <w:t>checkbox</w:t>
+      </w:r>
+      <w:proofErr w:type="spellEnd"/>
+      <w:r>
+        <w:t>])</w:t>
       </w:r>
     </w:p>
     <w:p>
@@ -521,7 +981,7 @@
         <w:spacing w:after="60"/>
       </w:pPr>
       <w:r>
-        <w:t xml:space="preserve">Muestra una lista de opciones seleccionables simultáneamente mediante casillas de verificación.</w:t>
+        <w:t>Muestra una lista de opciones seleccionables simultáneamente mediante casillas de verificación.</w:t>
       </w:r>
     </w:p>
     <w:p>
@@ -537,18 +997,40 @@
       </w:r>
       <w:r>
         <w:rPr>
-          <w:rFonts w:ascii="Consolas" w:cs="Consolas" w:eastAsia="Consolas" w:hAnsi="Consolas"/>
-        </w:rPr>
-        <w:t xml:space="preserve">{{Lesiones [checkbox] {cervicalgia} {cervicalgia} {lumbalgia} {lumbalgia}}}</w:t>
-      </w:r>
-    </w:p>
-    <w:p>
-      <w:pPr>
-        <w:pStyle w:val="Heading3"/>
-        <w:spacing w:after="60" w:before="100"/>
-      </w:pPr>
-      <w:r>
-        <w:t xml:space="preserve">C. Casilla de Selección Única ([single-checkbox])</w:t>
+          <w:rFonts w:ascii="Consolas" w:eastAsia="Consolas" w:hAnsi="Consolas" w:cs="Consolas"/>
+        </w:rPr>
+        <w:t>{{Lesiones [</w:t>
+      </w:r>
+      <w:proofErr w:type="spellStart"/>
+      <w:r>
+        <w:rPr>
+          <w:rFonts w:ascii="Consolas" w:eastAsia="Consolas" w:hAnsi="Consolas" w:cs="Consolas"/>
+        </w:rPr>
+        <w:t>checkbox</w:t>
+      </w:r>
+      <w:proofErr w:type="spellEnd"/>
+      <w:r>
+        <w:rPr>
+          <w:rFonts w:ascii="Consolas" w:eastAsia="Consolas" w:hAnsi="Consolas" w:cs="Consolas"/>
+        </w:rPr>
+        <w:t>] {cervicalgia} {cervicalgia} {lumbalgia} {lumbalgia}}}</w:t>
+      </w:r>
+    </w:p>
+    <w:p>
+      <w:pPr>
+        <w:pStyle w:val="Ttulo3"/>
+        <w:spacing w:before="100" w:after="60"/>
+      </w:pPr>
+      <w:r>
+        <w:t>C. Casilla de Selección Única ([single-</w:t>
+      </w:r>
+      <w:proofErr w:type="spellStart"/>
+      <w:r>
+        <w:t>checkbox</w:t>
+      </w:r>
+      <w:proofErr w:type="spellEnd"/>
+      <w:r>
+        <w:t>])</w:t>
       </w:r>
     </w:p>
     <w:p>
@@ -556,7 +1038,7 @@
         <w:spacing w:after="60"/>
       </w:pPr>
       <w:r>
-        <w:t xml:space="preserve">Una casilla de marcado simple (Activo / Inactivo).</w:t>
+        <w:t>Una casilla de marcado simple (Activo / Inactivo).</w:t>
       </w:r>
     </w:p>
     <w:p>
@@ -572,9 +1054,23 @@
       </w:r>
       <w:r>
         <w:rPr>
-          <w:rFonts w:ascii="Consolas" w:cs="Consolas" w:eastAsia="Consolas" w:hAnsi="Consolas"/>
-        </w:rPr>
-        <w:t xml:space="preserve">{{Requiere rehabilitación [single-checkbox]}}</w:t>
+          <w:rFonts w:ascii="Consolas" w:eastAsia="Consolas" w:hAnsi="Consolas" w:cs="Consolas"/>
+        </w:rPr>
+        <w:t>{{Requiere rehabilitación [single-</w:t>
+      </w:r>
+      <w:proofErr w:type="spellStart"/>
+      <w:r>
+        <w:rPr>
+          <w:rFonts w:ascii="Consolas" w:eastAsia="Consolas" w:hAnsi="Consolas" w:cs="Consolas"/>
+        </w:rPr>
+        <w:t>checkbox</w:t>
+      </w:r>
+      <w:proofErr w:type="spellEnd"/>
+      <w:r>
+        <w:rPr>
+          <w:rFonts w:ascii="Consolas" w:eastAsia="Consolas" w:hAnsi="Consolas" w:cs="Consolas"/>
+        </w:rPr>
+        <w:t>]}}</w:t>
       </w:r>
     </w:p>
     <w:p>
@@ -586,13 +1082,28 @@
           <w:b/>
           <w:bCs/>
         </w:rPr>
+        <w:lastRenderedPageBreak/>
         <w:t xml:space="preserve">• Sintaxis con texto condicional: </w:t>
       </w:r>
       <w:r>
         <w:rPr>
-          <w:rFonts w:ascii="Consolas" w:cs="Consolas" w:eastAsia="Consolas" w:hAnsi="Consolas"/>
-        </w:rPr>
-        <w:t xml:space="preserve">{{Requiere rehabilitación [single-checkbox] {Sí, precisa rehabilitación}}}</w:t>
+          <w:rFonts w:ascii="Consolas" w:eastAsia="Consolas" w:hAnsi="Consolas" w:cs="Consolas"/>
+        </w:rPr>
+        <w:t>{{Requiere rehabilitación [single-</w:t>
+      </w:r>
+      <w:proofErr w:type="spellStart"/>
+      <w:r>
+        <w:rPr>
+          <w:rFonts w:ascii="Consolas" w:eastAsia="Consolas" w:hAnsi="Consolas" w:cs="Consolas"/>
+        </w:rPr>
+        <w:t>checkbox</w:t>
+      </w:r>
+      <w:proofErr w:type="spellEnd"/>
+      <w:r>
+        <w:rPr>
+          <w:rFonts w:ascii="Consolas" w:eastAsia="Consolas" w:hAnsi="Consolas" w:cs="Consolas"/>
+        </w:rPr>
+        <w:t>] {Sí, precisa rehabilitación}}}</w:t>
       </w:r>
       <w:r>
         <w:t xml:space="preserve"> (Si se marca, escribe el texto entre llaves en el Word; si no se marca, se deja en blanco).</w:t>
@@ -600,11 +1111,11 @@
     </w:p>
     <w:p>
       <w:pPr>
-        <w:pStyle w:val="Heading2"/>
-        <w:spacing w:after="100" w:before="200"/>
-      </w:pPr>
-      <w:r>
-        <w:t xml:space="preserve">4. Cálculos Automáticos (CALC)</w:t>
+        <w:pStyle w:val="Ttulo2"/>
+        <w:spacing w:before="200" w:after="100"/>
+      </w:pPr>
+      <w:r>
+        <w:t>4. Cálculos Automáticos (CALC)</w:t>
       </w:r>
     </w:p>
     <w:p>
@@ -612,7 +1123,7 @@
         <w:spacing w:after="60"/>
       </w:pPr>
       <w:r>
-        <w:t xml:space="preserve">Permite realizar operaciones matemáticas básicas (+, -, *, /) utilizando los nombres de otras etiquetas numéricas como variables.</w:t>
+        <w:t>Permite realizar operaciones matemáticas básicas (+, -, *, /) utilizando los nombres de otras etiquetas numéricas como variables.</w:t>
       </w:r>
     </w:p>
     <w:p>
@@ -628,9 +1139,9 @@
       </w:r>
       <w:r>
         <w:rPr>
-          <w:rFonts w:ascii="Consolas" w:cs="Consolas" w:eastAsia="Consolas" w:hAnsi="Consolas"/>
-        </w:rPr>
-        <w:t xml:space="preserve">{{CALC: Monto * 0.21}}</w:t>
+          <w:rFonts w:ascii="Consolas" w:eastAsia="Consolas" w:hAnsi="Consolas" w:cs="Consolas"/>
+        </w:rPr>
+        <w:t>{{CALC: Monto * 0.21}}</w:t>
       </w:r>
     </w:p>
     <w:p>
@@ -646,9 +1157,9 @@
       </w:r>
       <w:r>
         <w:rPr>
-          <w:rFonts w:ascii="Consolas" w:cs="Consolas" w:eastAsia="Consolas" w:hAnsi="Consolas"/>
-        </w:rPr>
-        <w:t xml:space="preserve">{{CALC: Monto + Tasa [letras]}}</w:t>
+          <w:rFonts w:ascii="Consolas" w:eastAsia="Consolas" w:hAnsi="Consolas" w:cs="Consolas"/>
+        </w:rPr>
+        <w:t>{{CALC: Monto + Tasa [letras]}}</w:t>
       </w:r>
       <w:r>
         <w:t xml:space="preserve"> (ej. escribe "ciento veinticinco con cincuenta" si el resultado es 125.50).</w:t>
@@ -667,18 +1178,46 @@
       </w:r>
       <w:r>
         <w:rPr>
-          <w:rFonts w:ascii="Consolas" w:cs="Consolas" w:eastAsia="Consolas" w:hAnsi="Consolas"/>
-        </w:rPr>
-        <w:t xml:space="preserve">{{CALC: Dias / 30 [int]}}</w:t>
-      </w:r>
-    </w:p>
-    <w:p>
-      <w:pPr>
-        <w:pStyle w:val="Heading2"/>
-        <w:spacing w:after="100" w:before="200"/>
-      </w:pPr>
-      <w:r>
-        <w:t xml:space="preserve">5. Bloques Condicionales (IF / ENDIF)</w:t>
+          <w:rFonts w:ascii="Consolas" w:eastAsia="Consolas" w:hAnsi="Consolas" w:cs="Consolas"/>
+        </w:rPr>
+        <w:t xml:space="preserve">{{CALC: </w:t>
+      </w:r>
+      <w:proofErr w:type="spellStart"/>
+      <w:r>
+        <w:rPr>
+          <w:rFonts w:ascii="Consolas" w:eastAsia="Consolas" w:hAnsi="Consolas" w:cs="Consolas"/>
+        </w:rPr>
+        <w:t>Dias</w:t>
+      </w:r>
+      <w:proofErr w:type="spellEnd"/>
+      <w:r>
+        <w:rPr>
+          <w:rFonts w:ascii="Consolas" w:eastAsia="Consolas" w:hAnsi="Consolas" w:cs="Consolas"/>
+        </w:rPr>
+        <w:t xml:space="preserve"> / 30 [</w:t>
+      </w:r>
+      <w:proofErr w:type="spellStart"/>
+      <w:r>
+        <w:rPr>
+          <w:rFonts w:ascii="Consolas" w:eastAsia="Consolas" w:hAnsi="Consolas" w:cs="Consolas"/>
+        </w:rPr>
+        <w:t>int</w:t>
+      </w:r>
+      <w:proofErr w:type="spellEnd"/>
+      <w:r>
+        <w:rPr>
+          <w:rFonts w:ascii="Consolas" w:eastAsia="Consolas" w:hAnsi="Consolas" w:cs="Consolas"/>
+        </w:rPr>
+        <w:t>]}}</w:t>
+      </w:r>
+    </w:p>
+    <w:p>
+      <w:pPr>
+        <w:pStyle w:val="Ttulo2"/>
+        <w:spacing w:before="200" w:after="100"/>
+      </w:pPr>
+      <w:r>
+        <w:t>5. Bloques Condicionales (IF / ENDIF)</w:t>
       </w:r>
     </w:p>
     <w:p>
@@ -686,7 +1225,23 @@
         <w:spacing w:after="60"/>
       </w:pPr>
       <w:r>
-        <w:t xml:space="preserve">Muestra u oculta bloques de texto en el documento de Word en función de la opción elegida por el usuario en una etiqueta de tipo [select] o [checkbox].</w:t>
+        <w:t>Muestra u oculta bloques de texto en el documento de Word en función de la opción elegida por el usuario en una etiqueta de tipo [</w:t>
+      </w:r>
+      <w:proofErr w:type="spellStart"/>
+      <w:r>
+        <w:t>select</w:t>
+      </w:r>
+      <w:proofErr w:type="spellEnd"/>
+      <w:r>
+        <w:t>] o [</w:t>
+      </w:r>
+      <w:proofErr w:type="spellStart"/>
+      <w:r>
+        <w:t>checkbox</w:t>
+      </w:r>
+      <w:proofErr w:type="spellEnd"/>
+      <w:r>
+        <w:t>].</w:t>
       </w:r>
     </w:p>
     <w:p>
@@ -695,9 +1250,9 @@
       </w:pPr>
       <w:r>
         <w:rPr>
-          <w:rFonts w:ascii="Consolas" w:cs="Consolas" w:eastAsia="Consolas" w:hAnsi="Consolas"/>
-        </w:rPr>
-        <w:t xml:space="preserve">{{IF: Tratamiento = DON}} Estimado Señor {{ENDIF}}</w:t>
+          <w:rFonts w:ascii="Consolas" w:eastAsia="Consolas" w:hAnsi="Consolas" w:cs="Consolas"/>
+        </w:rPr>
+        <w:t>{{IF: Tratamiento = DON}} Estimado Señor {{ENDIF}}</w:t>
       </w:r>
     </w:p>
     <w:p>
@@ -706,18 +1261,26 @@
       </w:pPr>
       <w:r>
         <w:rPr>
-          <w:rFonts w:ascii="Consolas" w:cs="Consolas" w:eastAsia="Consolas" w:hAnsi="Consolas"/>
-        </w:rPr>
-        <w:t xml:space="preserve">{{IF: Tratamiento = DOÑA}} Estimada Señora {{ENDIF}}</w:t>
-      </w:r>
-    </w:p>
-    <w:p>
-      <w:pPr>
-        <w:pStyle w:val="Heading2"/>
-        <w:spacing w:after="100" w:before="200"/>
-      </w:pPr>
-      <w:r>
-        <w:t xml:space="preserve">6. Variables Secuenciales Automáticas ([num])</w:t>
+          <w:rFonts w:ascii="Consolas" w:eastAsia="Consolas" w:hAnsi="Consolas" w:cs="Consolas"/>
+        </w:rPr>
+        <w:t>{{IF: Tratamiento = DOÑA}} Estimada Señora {{ENDIF}}</w:t>
+      </w:r>
+    </w:p>
+    <w:p>
+      <w:pPr>
+        <w:pStyle w:val="Ttulo2"/>
+        <w:spacing w:before="200" w:after="100"/>
+      </w:pPr>
+      <w:r>
+        <w:t>6. Variables Secuenciales Automáticas ([</w:t>
+      </w:r>
+      <w:proofErr w:type="spellStart"/>
+      <w:r>
+        <w:t>num</w:t>
+      </w:r>
+      <w:proofErr w:type="spellEnd"/>
+      <w:r>
+        <w:t>])</w:t>
       </w:r>
     </w:p>
     <w:p>
@@ -725,7 +1288,7 @@
         <w:spacing w:after="60"/>
       </w:pPr>
       <w:r>
-        <w:t xml:space="preserve">Escribe un número que incrementa automáticamente en cada ocurrencia a partir de un valor predeterminado (por defecto inicia en 2).</w:t>
+        <w:t>Escribe un número que incrementa automáticamente en cada ocurrencia a partir de un valor predeterminado (por defecto inicia en 2).</w:t>
       </w:r>
     </w:p>
     <w:p>
@@ -741,27 +1304,55 @@
       </w:r>
       <w:r>
         <w:rPr>
-          <w:rFonts w:ascii="Consolas" w:cs="Consolas" w:eastAsia="Consolas" w:hAnsi="Consolas"/>
-        </w:rPr>
-        <w:t xml:space="preserve">{{[num]}}</w:t>
+          <w:rFonts w:ascii="Consolas" w:eastAsia="Consolas" w:hAnsi="Consolas" w:cs="Consolas"/>
+        </w:rPr>
+        <w:t>{{[</w:t>
+      </w:r>
+      <w:proofErr w:type="spellStart"/>
+      <w:r>
+        <w:rPr>
+          <w:rFonts w:ascii="Consolas" w:eastAsia="Consolas" w:hAnsi="Consolas" w:cs="Consolas"/>
+        </w:rPr>
+        <w:t>num</w:t>
+      </w:r>
+      <w:proofErr w:type="spellEnd"/>
+      <w:r>
+        <w:rPr>
+          <w:rFonts w:ascii="Consolas" w:eastAsia="Consolas" w:hAnsi="Consolas" w:cs="Consolas"/>
+        </w:rPr>
+        <w:t>]}}</w:t>
       </w:r>
       <w:r>
         <w:t xml:space="preserve"> o </w:t>
       </w:r>
       <w:r>
         <w:rPr>
-          <w:rFonts w:ascii="Consolas" w:cs="Consolas" w:eastAsia="Consolas" w:hAnsi="Consolas"/>
-        </w:rPr>
-        <w:t xml:space="preserve">{{num}}</w:t>
-      </w:r>
-    </w:p>
-    <w:p>
-      <w:pPr>
-        <w:pStyle w:val="Heading2"/>
-        <w:spacing w:after="100" w:before="200"/>
-      </w:pPr>
-      <w:r>
-        <w:t xml:space="preserve">7. Consejos y Reglas de Formato en Word</w:t>
+          <w:rFonts w:ascii="Consolas" w:eastAsia="Consolas" w:hAnsi="Consolas" w:cs="Consolas"/>
+        </w:rPr>
+        <w:t>{{</w:t>
+      </w:r>
+      <w:proofErr w:type="spellStart"/>
+      <w:r>
+        <w:rPr>
+          <w:rFonts w:ascii="Consolas" w:eastAsia="Consolas" w:hAnsi="Consolas" w:cs="Consolas"/>
+        </w:rPr>
+        <w:t>num</w:t>
+      </w:r>
+      <w:proofErr w:type="spellEnd"/>
+      <w:r>
+        <w:rPr>
+          <w:rFonts w:ascii="Consolas" w:eastAsia="Consolas" w:hAnsi="Consolas" w:cs="Consolas"/>
+        </w:rPr>
+        <w:t>}}</w:t>
+      </w:r>
+    </w:p>
+    <w:p>
+      <w:pPr>
+        <w:pStyle w:val="Ttulo2"/>
+        <w:spacing w:before="200" w:after="100"/>
+      </w:pPr>
+      <w:r>
+        <w:t>7. Consejos y Reglas de Formato en Word</w:t>
       </w:r>
     </w:p>
     <w:p>
@@ -776,7 +1367,15 @@
         <w:t xml:space="preserve">1. Evitar cortes de formato: </w:t>
       </w:r>
       <w:r>
-        <w:t xml:space="preserve">Al escribir las etiquetas en Word, hazlo de corrido. Si corriges o editas a medias, Word puede segmentar internamente la etiqueta en distintos elementos XML (runs), lo que impedirá que el Power-Up la reconozca. Si una etiqueta no funciona, bórrala entera y escríbela de nuevo en un solo paso.</w:t>
+        <w:t>Al escribir las etiquetas en Word, hazlo de corrido. Si corriges o editas a medias, Word puede segmentar internamente la etiqueta en distintos elementos XML (</w:t>
+      </w:r>
+      <w:proofErr w:type="spellStart"/>
+      <w:r>
+        <w:t>runs</w:t>
+      </w:r>
+      <w:proofErr w:type="spellEnd"/>
+      <w:r>
+        <w:t>), lo que impedirá que el Power-Up la reconozca. Si una etiqueta no funciona, bórrala entera y escríbela de nuevo en un solo paso.</w:t>
       </w:r>
     </w:p>
     <w:p>
@@ -795,12 +1394,48 @@
       </w:r>
       <w:r>
         <w:rPr>
-          <w:rFonts w:ascii="Consolas" w:cs="Consolas" w:eastAsia="Consolas" w:hAnsi="Consolas"/>
-        </w:rPr>
-        <w:t xml:space="preserve">[DATE], [Date], [text], :start-text</w:t>
-      </w:r>
-      <w:r>
-        <w:t xml:space="preserve">, etc.</w:t>
+          <w:rFonts w:ascii="Consolas" w:eastAsia="Consolas" w:hAnsi="Consolas" w:cs="Consolas"/>
+        </w:rPr>
+        <w:t>[DATE], [Date], [</w:t>
+      </w:r>
+      <w:proofErr w:type="spellStart"/>
+      <w:r>
+        <w:rPr>
+          <w:rFonts w:ascii="Consolas" w:eastAsia="Consolas" w:hAnsi="Consolas" w:cs="Consolas"/>
+        </w:rPr>
+        <w:t>text</w:t>
+      </w:r>
+      <w:proofErr w:type="spellEnd"/>
+      <w:r>
+        <w:rPr>
+          <w:rFonts w:ascii="Consolas" w:eastAsia="Consolas" w:hAnsi="Consolas" w:cs="Consolas"/>
+        </w:rPr>
+        <w:t>]</w:t>
+      </w:r>
+      <w:proofErr w:type="gramStart"/>
+      <w:r>
+        <w:rPr>
+          <w:rFonts w:ascii="Consolas" w:eastAsia="Consolas" w:hAnsi="Consolas" w:cs="Consolas"/>
+        </w:rPr>
+        <w:t>, :</w:t>
+      </w:r>
+      <w:proofErr w:type="spellStart"/>
+      <w:r>
+        <w:rPr>
+          <w:rFonts w:ascii="Consolas" w:eastAsia="Consolas" w:hAnsi="Consolas" w:cs="Consolas"/>
+        </w:rPr>
+        <w:t>start</w:t>
+      </w:r>
+      <w:proofErr w:type="gramEnd"/>
+      <w:r>
+        <w:rPr>
+          <w:rFonts w:ascii="Consolas" w:eastAsia="Consolas" w:hAnsi="Consolas" w:cs="Consolas"/>
+        </w:rPr>
+        <w:t>-text</w:t>
+      </w:r>
+      <w:proofErr w:type="spellEnd"/>
+      <w:r>
+        <w:t>, etc.</w:t>
       </w:r>
     </w:p>
     <w:p>
@@ -815,102 +1450,26 @@
         <w:t xml:space="preserve">3. Caracteres especiales: </w:t>
       </w:r>
       <w:r>
-        <w:t xml:space="preserve">El Power-Up normaliza los caracteres al buscar coincidencia (ignora diferencias sutiles de acentos en los títulos al rellenar el formulario).</w:t>
+        <w:t>El Power-Up normaliza los caracteres al buscar coincidencia (ignora diferencias sutiles de acentos en los títulos al rellenar el formulario).</w:t>
       </w:r>
     </w:p>
     <w:sectPr>
-      <w:pgSz w:w="11906" w:h="16838" w:orient="portrait"/>
+      <w:pgSz w:w="11906" w:h="16838"/>
       <w:pgMar w:top="1440" w:right="1440" w:bottom="1440" w:left="1440" w:header="708" w:footer="708" w:gutter="0"/>
-      <w:pgNumType/>
+      <w:cols w:space="720"/>
       <w:docGrid w:linePitch="360"/>
     </w:sectPr>
   </w:body>
 </w:document>
 </file>
 
-<file path=word/comments.xml><?xml version="1.0" encoding="utf-8"?>
-<w:comments xmlns:cx="http://schemas.microsoft.com/office/drawing/2014/chartex" xmlns:cx1="http://schemas.microsoft.com/office/drawing/2015/9/8/chartex" xmlns:cx2="http://schemas.microsoft.com/office/drawing/2015/10/21/chartex" xmlns:cx3="http://schemas.microsoft.com/office/drawing/2016/5/9/chartex" xmlns:cx4="http://schemas.microsoft.com/office/drawing/2016/5/10/chartex" xmlns:cx5="http://schemas.microsoft.com/office/drawing/2016/5/11/chartex" xmlns:cx6="http://schemas.microsoft.com/office/drawing/2016/5/12/chartex" xmlns:cx7="http://schemas.microsoft.com/office/drawing/2016/5/13/chartex" xmlns:cx8="http://schemas.microsoft.com/office/drawing/2016/5/14/chartex" xmlns:mc="http://schemas.openxmlformats.org/markup-compatibility/2006" xmlns:aink="http://schemas.microsoft.com/office/drawing/2016/ink" xmlns:am3d="http://schemas.microsoft.com/office/drawing/2017/model3d" xmlns:o="urn:schemas-microsoft-com:office:office" xmlns:r="http://schemas.openxmlformats.org/officeDocument/2006/relationships" xmlns:m="http://schemas.openxmlformats.org/officeDocument/2006/math" xmlns:v="urn:schemas-microsoft-com:vml" xmlns:wp14="http://schemas.microsoft.com/office/word/2010/wordprocessingDrawing" xmlns:wp="http://schemas.openxmlformats.org/drawingml/2006/wordprocessingDrawing" xmlns:w10="urn:schemas-microsoft-com:office:word" xmlns:w="http://schemas.openxmlformats.org/wordprocessingml/2006/main" xmlns:w14="http://schemas.microsoft.com/office/word/2010/wordml" xmlns:w15="http://schemas.microsoft.com/office/word/2012/wordml" xmlns:w16cex="http://schemas.microsoft.com/office/word/2018/wordml/cex" xmlns:w16cid="http://schemas.microsoft.com/office/word/2016/wordml/cid" xmlns:w16="http://schemas.microsoft.com/office/word/2018/wordml" xmlns:w16sdtdh="http://schemas.microsoft.com/office/word/2020/wordml/sdtdatahash" xmlns:w16se="http://schemas.microsoft.com/office/word/2015/wordml/symex" xmlns:wpg="http://schemas.microsoft.com/office/word/2010/wordprocessingGroup" xmlns:wpi="http://schemas.microsoft.com/office/word/2010/wordprocessingInk" xmlns:wne="http://schemas.microsoft.com/office/word/2006/wordml" xmlns:wps="http://schemas.microsoft.com/office/word/2010/wordprocessingShape"/>
-</file>
-
-<file path=word/endnotes.xml><?xml version="1.0" encoding="utf-8"?>
-<w:endnotes xmlns:wpc="http://schemas.microsoft.com/office/word/2010/wordprocessingCanvas" xmlns:mc="http://schemas.openxmlformats.org/markup-compatibility/2006" xmlns:o="urn:schemas-microsoft-com:office:office" xmlns:r="http://schemas.openxmlformats.org/officeDocument/2006/relationships" xmlns:m="http://schemas.openxmlformats.org/officeDocument/2006/math" xmlns:v="urn:schemas-microsoft-com:vml" xmlns:wp14="http://schemas.microsoft.com/office/word/2010/wordprocessingDrawing" xmlns:wp="http://schemas.openxmlformats.org/drawingml/2006/wordprocessingDrawing" xmlns:w10="urn:schemas-microsoft-com:office:word" xmlns:w="http://schemas.openxmlformats.org/wordprocessingml/2006/main" xmlns:w14="http://schemas.microsoft.com/office/word/2010/wordml" xmlns:w15="http://schemas.microsoft.com/office/word/2012/wordml" xmlns:wpg="http://schemas.microsoft.com/office/word/2010/wordprocessingGroup" xmlns:wpi="http://schemas.microsoft.com/office/word/2010/wordprocessingInk" xmlns:wne="http://schemas.microsoft.com/office/word/2006/wordml" xmlns:wps="http://schemas.microsoft.com/office/word/2010/wordprocessingShape" mc:Ignorable="w14 w15 wp14">
-  <w:endnote w:type="separator" w:id="-1">
-    <w:p>
-      <w:pPr>
-        <w:spacing w:after="0" w:line="240" w:lineRule="auto"/>
-      </w:pPr>
-      <w:r>
-        <w:rPr>
-          <w:rStyle w:val="EndnoteReference"/>
-        </w:rPr>
-        <w:endnoteRef/>
-      </w:r>
-      <w:r>
-        <w:separator/>
-      </w:r>
-    </w:p>
-  </w:endnote>
-  <w:endnote w:type="continuationSeparator" w:id="0">
-    <w:p>
-      <w:pPr>
-        <w:spacing w:after="0" w:line="240" w:lineRule="auto"/>
-      </w:pPr>
-      <w:r>
-        <w:rPr>
-          <w:rStyle w:val="EndnoteReference"/>
-        </w:rPr>
-        <w:endnoteRef/>
-      </w:r>
-      <w:r>
-        <w:continuationSeparator/>
-      </w:r>
-    </w:p>
-  </w:endnote>
-</w:endnotes>
-</file>
-
-<file path=word/footnotes.xml><?xml version="1.0" encoding="utf-8"?>
-<w:footnotes xmlns:wpc="http://schemas.microsoft.com/office/word/2010/wordprocessingCanvas" xmlns:mc="http://schemas.openxmlformats.org/markup-compatibility/2006" xmlns:o="urn:schemas-microsoft-com:office:office" xmlns:r="http://schemas.openxmlformats.org/officeDocument/2006/relationships" xmlns:m="http://schemas.openxmlformats.org/officeDocument/2006/math" xmlns:v="urn:schemas-microsoft-com:vml" xmlns:wp14="http://schemas.microsoft.com/office/word/2010/wordprocessingDrawing" xmlns:wp="http://schemas.openxmlformats.org/drawingml/2006/wordprocessingDrawing" xmlns:w10="urn:schemas-microsoft-com:office:word" xmlns:w="http://schemas.openxmlformats.org/wordprocessingml/2006/main" xmlns:w14="http://schemas.microsoft.com/office/word/2010/wordml" xmlns:w15="http://schemas.microsoft.com/office/word/2012/wordml" xmlns:wpg="http://schemas.microsoft.com/office/word/2010/wordprocessingGroup" xmlns:wpi="http://schemas.microsoft.com/office/word/2010/wordprocessingInk" xmlns:wne="http://schemas.microsoft.com/office/word/2006/wordml" xmlns:wps="http://schemas.microsoft.com/office/word/2010/wordprocessingShape" mc:Ignorable="w14 w15 wp14">
-  <w:footnote w:type="separator" w:id="-1">
-    <w:p>
-      <w:pPr>
-        <w:spacing w:after="0" w:line="240" w:lineRule="auto"/>
-      </w:pPr>
-      <w:r>
-        <w:rPr>
-          <w:rStyle w:val="FootnoteReference"/>
-        </w:rPr>
-        <w:footnoteRef/>
-      </w:r>
-      <w:r>
-        <w:separator/>
-      </w:r>
-    </w:p>
-  </w:footnote>
-  <w:footnote w:type="continuationSeparator" w:id="0">
-    <w:p>
-      <w:pPr>
-        <w:spacing w:after="0" w:line="240" w:lineRule="auto"/>
-      </w:pPr>
-      <w:r>
-        <w:rPr>
-          <w:rStyle w:val="FootnoteReference"/>
-        </w:rPr>
-        <w:footnoteRef/>
-      </w:r>
-      <w:r>
-        <w:continuationSeparator/>
-      </w:r>
-    </w:p>
-  </w:footnote>
-</w:footnotes>
-</file>
-
 <file path=word/numbering.xml><?xml version="1.0" encoding="utf-8"?>
-<w:numbering xmlns:wpc="http://schemas.microsoft.com/office/word/2010/wordprocessingCanvas" xmlns:mc="http://schemas.openxmlformats.org/markup-compatibility/2006" xmlns:o="urn:schemas-microsoft-com:office:office" xmlns:r="http://schemas.openxmlformats.org/officeDocument/2006/relationships" xmlns:m="http://schemas.openxmlformats.org/officeDocument/2006/math" xmlns:v="urn:schemas-microsoft-com:vml" xmlns:wp14="http://schemas.microsoft.com/office/word/2010/wordprocessingDrawing" xmlns:wp="http://schemas.openxmlformats.org/drawingml/2006/wordprocessingDrawing" xmlns:w10="urn:schemas-microsoft-com:office:word" xmlns:w="http://schemas.openxmlformats.org/wordprocessingml/2006/main" xmlns:w14="http://schemas.microsoft.com/office/word/2010/wordml" xmlns:w15="http://schemas.microsoft.com/office/word/2012/wordml" xmlns:wpg="http://schemas.microsoft.com/office/word/2010/wordprocessingGroup" xmlns:wpi="http://schemas.microsoft.com/office/word/2010/wordprocessingInk" xmlns:wne="http://schemas.microsoft.com/office/word/2006/wordml" xmlns:wps="http://schemas.microsoft.com/office/word/2010/wordprocessingShape" mc:Ignorable="w14 w15 wp14">
-  <w:abstractNum w:abstractNumId="1" w15:restartNumberingAfterBreak="0">
+<w:numbering xmlns:wpc="http://schemas.microsoft.com/office/word/2010/wordprocessingCanvas" xmlns:cx="http://schemas.microsoft.com/office/drawing/2014/chartex" xmlns:cx1="http://schemas.microsoft.com/office/drawing/2015/9/8/chartex" xmlns:cx2="http://schemas.microsoft.com/office/drawing/2015/10/21/chartex" xmlns:cx3="http://schemas.microsoft.com/office/drawing/2016/5/9/chartex" xmlns:cx4="http://schemas.microsoft.com/office/drawing/2016/5/10/chartex" xmlns:cx5="http://schemas.microsoft.com/office/drawing/2016/5/11/chartex" xmlns:cx6="http://schemas.microsoft.com/office/drawing/2016/5/12/chartex" xmlns:cx7="http://schemas.microsoft.com/office/drawing/2016/5/13/chartex" xmlns:cx8="http://schemas.microsoft.com/office/drawing/2016/5/14/chartex" xmlns:mc="http://schemas.openxmlformats.org/markup-compatibility/2006" xmlns:aink="http://schemas.microsoft.com/office/drawing/2016/ink" xmlns:am3d="http://schemas.microsoft.com/office/drawing/2017/model3d" xmlns:o="urn:schemas-microsoft-com:office:office" xmlns:oel="http://schemas.microsoft.com/office/2019/extlst" xmlns:r="http://schemas.openxmlformats.org/officeDocument/2006/relationships" xmlns:m="http://schemas.openxmlformats.org/officeDocument/2006/math" xmlns:v="urn:schemas-microsoft-com:vml" xmlns:wp14="http://schemas.microsoft.com/office/word/2010/wordprocessingDrawing" xmlns:wp="http://schemas.openxmlformats.org/drawingml/2006/wordprocessingDrawing" xmlns:w10="urn:schemas-microsoft-com:office:word" xmlns:w="http://schemas.openxmlformats.org/wordprocessingml/2006/main" xmlns:w14="http://schemas.microsoft.com/office/word/2010/wordml" xmlns:w15="http://schemas.microsoft.com/office/word/2012/wordml" xmlns:w16cei="http://schemas.microsoft.com/office/word/2026/wordml/cei" xmlns:w16cex="http://schemas.microsoft.com/office/word/2018/wordml/cex" xmlns:w16cid="http://schemas.microsoft.com/office/word/2016/wordml/cid" xmlns:w16="http://schemas.microsoft.com/office/word/2018/wordml" xmlns:w16du="http://schemas.microsoft.com/office/word/2023/wordml/word16du" xmlns:w16sdtdh="http://schemas.microsoft.com/office/word/2020/wordml/sdtdatahash" xmlns:w16sdtfl="http://schemas.microsoft.com/office/word/2024/wordml/sdtformatlock" xmlns:w16se="http://schemas.microsoft.com/office/word/2015/wordml/symex" xmlns:wpg="http://schemas.microsoft.com/office/word/2010/wordprocessingGroup" xmlns:wpi="http://schemas.microsoft.com/office/word/2010/wordprocessingInk" xmlns:wne="http://schemas.microsoft.com/office/word/2006/wordml" xmlns:wps="http://schemas.microsoft.com/office/word/2010/wordprocessingShape" mc:Ignorable="w14 w15 w16se w16cid w16 w16cex w16sdtdh w16sdtfl w16du wp14">
+  <w:abstractNum w:abstractNumId="0" w15:restartNumberingAfterBreak="0">
+    <w:nsid w:val="3EF46078"/>
     <w:multiLevelType w:val="hybridMultilevel"/>
-    <w:lvl w:ilvl="0" w15:tentative="1">
+    <w:tmpl w:val="D5B2ACD2"/>
+    <w:lvl w:ilvl="0" w:tplc="94EA586C">
       <w:start w:val="1"/>
       <w:numFmt w:val="bullet"/>
       <w:lvlText w:val="●"/>
@@ -919,7 +1478,7 @@
         <w:ind w:left="720" w:hanging="360"/>
       </w:pPr>
     </w:lvl>
-    <w:lvl w:ilvl="1" w15:tentative="1">
+    <w:lvl w:ilvl="1" w:tplc="914EFC76">
       <w:start w:val="1"/>
       <w:numFmt w:val="bullet"/>
       <w:lvlText w:val="○"/>
@@ -928,7 +1487,7 @@
         <w:ind w:left="1440" w:hanging="360"/>
       </w:pPr>
     </w:lvl>
-    <w:lvl w:ilvl="2" w15:tentative="1">
+    <w:lvl w:ilvl="2" w:tplc="DE9E0D28">
       <w:start w:val="1"/>
       <w:numFmt w:val="bullet"/>
       <w:lvlText w:val="■"/>
@@ -937,7 +1496,7 @@
         <w:ind w:left="2160" w:hanging="360"/>
       </w:pPr>
     </w:lvl>
-    <w:lvl w:ilvl="3" w15:tentative="1">
+    <w:lvl w:ilvl="3" w:tplc="18609834">
       <w:start w:val="1"/>
       <w:numFmt w:val="bullet"/>
       <w:lvlText w:val="●"/>
@@ -946,7 +1505,7 @@
         <w:ind w:left="2880" w:hanging="360"/>
       </w:pPr>
     </w:lvl>
-    <w:lvl w:ilvl="4" w15:tentative="1">
+    <w:lvl w:ilvl="4" w:tplc="9FCCED16">
       <w:start w:val="1"/>
       <w:numFmt w:val="bullet"/>
       <w:lvlText w:val="○"/>
@@ -955,7 +1514,7 @@
         <w:ind w:left="3600" w:hanging="360"/>
       </w:pPr>
     </w:lvl>
-    <w:lvl w:ilvl="5" w15:tentative="1">
+    <w:lvl w:ilvl="5" w:tplc="EAC63E40">
       <w:start w:val="1"/>
       <w:numFmt w:val="bullet"/>
       <w:lvlText w:val="■"/>
@@ -964,7 +1523,7 @@
         <w:ind w:left="4320" w:hanging="360"/>
       </w:pPr>
     </w:lvl>
-    <w:lvl w:ilvl="6" w15:tentative="1">
+    <w:lvl w:ilvl="6" w:tplc="98F47214">
       <w:start w:val="1"/>
       <w:numFmt w:val="bullet"/>
       <w:lvlText w:val="●"/>
@@ -973,7 +1532,7 @@
         <w:ind w:left="5040" w:hanging="360"/>
       </w:pPr>
     </w:lvl>
-    <w:lvl w:ilvl="7" w15:tentative="1">
+    <w:lvl w:ilvl="7" w:tplc="E2905FB8">
       <w:start w:val="1"/>
       <w:numFmt w:val="bullet"/>
       <w:lvlText w:val="●"/>
@@ -982,7 +1541,7 @@
         <w:ind w:left="5760" w:hanging="360"/>
       </w:pPr>
     </w:lvl>
-    <w:lvl w:ilvl="8" w15:tentative="1">
+    <w:lvl w:ilvl="8" w:tplc="9CBED102">
       <w:start w:val="1"/>
       <w:numFmt w:val="bullet"/>
       <w:lvlText w:val="●"/>
@@ -992,8 +1551,8 @@
       </w:pPr>
     </w:lvl>
   </w:abstractNum>
-  <w:num w:numId="1">
-    <w:abstractNumId w:val="1"/>
+  <w:num w:numId="1" w16cid:durableId="2048215032">
+    <w:abstractNumId w:val="0"/>
     <w:lvlOverride w:ilvl="0">
       <w:startOverride w:val="1"/>
     </w:lvlOverride>
@@ -1002,101 +1561,530 @@
 </file>
 
 <file path=word/styles.xml><?xml version="1.0" encoding="utf-8"?>
-<w:styles xmlns:mc="http://schemas.openxmlformats.org/markup-compatibility/2006" xmlns:r="http://schemas.openxmlformats.org/officeDocument/2006/relationships" xmlns:w="http://schemas.openxmlformats.org/wordprocessingml/2006/main" xmlns:w14="http://schemas.microsoft.com/office/word/2010/wordml" xmlns:w15="http://schemas.microsoft.com/office/word/2012/wordml" mc:Ignorable="w14 w15">
+<w:styles xmlns:mc="http://schemas.openxmlformats.org/markup-compatibility/2006" xmlns:r="http://schemas.openxmlformats.org/officeDocument/2006/relationships" xmlns:w="http://schemas.openxmlformats.org/wordprocessingml/2006/main" xmlns:w14="http://schemas.microsoft.com/office/word/2010/wordml" xmlns:w15="http://schemas.microsoft.com/office/word/2012/wordml" xmlns:w16cex="http://schemas.microsoft.com/office/word/2018/wordml/cex" xmlns:w16cid="http://schemas.microsoft.com/office/word/2016/wordml/cid" xmlns:w16="http://schemas.microsoft.com/office/word/2018/wordml" xmlns:w16du="http://schemas.microsoft.com/office/word/2023/wordml/word16du" xmlns:w16sdtdh="http://schemas.microsoft.com/office/word/2020/wordml/sdtdatahash" xmlns:w16sdtfl="http://schemas.microsoft.com/office/word/2024/wordml/sdtformatlock" xmlns:w16se="http://schemas.microsoft.com/office/word/2015/wordml/symex" mc:Ignorable="w14 w15 w16se w16cid w16 w16cex w16sdtdh w16sdtfl w16du">
   <w:docDefaults>
-    <w:rPrDefault/>
+    <w:rPrDefault>
+      <w:rPr>
+        <w:rFonts w:ascii="Times New Roman" w:eastAsia="Times New Roman" w:hAnsi="Times New Roman" w:cs="Times New Roman"/>
+        <w:lang w:val="es-ES" w:eastAsia="es-ES" w:bidi="ar-SA"/>
+      </w:rPr>
+    </w:rPrDefault>
     <w:pPrDefault/>
   </w:docDefaults>
-  <w:style w:type="paragraph" w:styleId="Title">
+  <w:latentStyles w:defLockedState="0" w:defUIPriority="99" w:defSemiHidden="0" w:defUnhideWhenUsed="0" w:defQFormat="0" w:count="376">
+    <w:lsdException w:name="Normal" w:uiPriority="0" w:qFormat="1"/>
+    <w:lsdException w:name="heading 1" w:uiPriority="9" w:qFormat="1"/>
+    <w:lsdException w:name="heading 2" w:semiHidden="1" w:uiPriority="9" w:unhideWhenUsed="1" w:qFormat="1"/>
+    <w:lsdException w:name="heading 3" w:semiHidden="1" w:uiPriority="9" w:unhideWhenUsed="1" w:qFormat="1"/>
+    <w:lsdException w:name="heading 4" w:semiHidden="1" w:uiPriority="9" w:unhideWhenUsed="1" w:qFormat="1"/>
+    <w:lsdException w:name="heading 5" w:semiHidden="1" w:uiPriority="9" w:unhideWhenUsed="1" w:qFormat="1"/>
+    <w:lsdException w:name="heading 6" w:semiHidden="1" w:uiPriority="9" w:unhideWhenUsed="1" w:qFormat="1"/>
+    <w:lsdException w:name="heading 7" w:semiHidden="1" w:uiPriority="9" w:unhideWhenUsed="1" w:qFormat="1"/>
+    <w:lsdException w:name="heading 8" w:semiHidden="1" w:uiPriority="9" w:unhideWhenUsed="1" w:qFormat="1"/>
+    <w:lsdException w:name="heading 9" w:semiHidden="1" w:uiPriority="9" w:unhideWhenUsed="1" w:qFormat="1"/>
+    <w:lsdException w:name="index 1" w:semiHidden="1" w:unhideWhenUsed="1"/>
+    <w:lsdException w:name="index 2" w:semiHidden="1" w:unhideWhenUsed="1"/>
+    <w:lsdException w:name="index 3" w:semiHidden="1" w:unhideWhenUsed="1"/>
+    <w:lsdException w:name="index 4" w:semiHidden="1" w:unhideWhenUsed="1"/>
+    <w:lsdException w:name="index 5" w:semiHidden="1" w:unhideWhenUsed="1"/>
+    <w:lsdException w:name="index 6" w:semiHidden="1" w:unhideWhenUsed="1"/>
+    <w:lsdException w:name="index 7" w:semiHidden="1" w:unhideWhenUsed="1"/>
+    <w:lsdException w:name="index 8" w:semiHidden="1" w:unhideWhenUsed="1"/>
+    <w:lsdException w:name="index 9" w:semiHidden="1" w:unhideWhenUsed="1"/>
+    <w:lsdException w:name="toc 1" w:semiHidden="1" w:uiPriority="39" w:unhideWhenUsed="1"/>
+    <w:lsdException w:name="toc 2" w:semiHidden="1" w:uiPriority="39" w:unhideWhenUsed="1"/>
+    <w:lsdException w:name="toc 3" w:semiHidden="1" w:uiPriority="39" w:unhideWhenUsed="1"/>
+    <w:lsdException w:name="toc 4" w:semiHidden="1" w:uiPriority="39" w:unhideWhenUsed="1"/>
+    <w:lsdException w:name="toc 5" w:semiHidden="1" w:uiPriority="39" w:unhideWhenUsed="1"/>
+    <w:lsdException w:name="toc 6" w:semiHidden="1" w:uiPriority="39" w:unhideWhenUsed="1"/>
+    <w:lsdException w:name="toc 7" w:semiHidden="1" w:uiPriority="39" w:unhideWhenUsed="1"/>
+    <w:lsdException w:name="toc 8" w:semiHidden="1" w:uiPriority="39" w:unhideWhenUsed="1"/>
+    <w:lsdException w:name="toc 9" w:semiHidden="1" w:uiPriority="39" w:unhideWhenUsed="1"/>
+    <w:lsdException w:name="Normal Indent" w:semiHidden="1" w:unhideWhenUsed="1"/>
+    <w:lsdException w:name="footnote text" w:semiHidden="1" w:unhideWhenUsed="1"/>
+    <w:lsdException w:name="annotation text" w:semiHidden="1" w:unhideWhenUsed="1"/>
+    <w:lsdException w:name="header" w:semiHidden="1" w:unhideWhenUsed="1"/>
+    <w:lsdException w:name="footer" w:semiHidden="1" w:unhideWhenUsed="1"/>
+    <w:lsdException w:name="index heading" w:semiHidden="1" w:unhideWhenUsed="1"/>
+    <w:lsdException w:name="caption" w:semiHidden="1" w:uiPriority="35" w:unhideWhenUsed="1" w:qFormat="1"/>
+    <w:lsdException w:name="table of figures" w:semiHidden="1" w:unhideWhenUsed="1"/>
+    <w:lsdException w:name="envelope address" w:semiHidden="1" w:unhideWhenUsed="1"/>
+    <w:lsdException w:name="envelope return" w:semiHidden="1" w:unhideWhenUsed="1"/>
+    <w:lsdException w:name="footnote reference" w:semiHidden="1" w:unhideWhenUsed="1"/>
+    <w:lsdException w:name="annotation reference" w:semiHidden="1" w:unhideWhenUsed="1"/>
+    <w:lsdException w:name="line number" w:semiHidden="1" w:unhideWhenUsed="1"/>
+    <w:lsdException w:name="page number" w:semiHidden="1" w:unhideWhenUsed="1"/>
+    <w:lsdException w:name="endnote reference" w:semiHidden="1" w:unhideWhenUsed="1"/>
+    <w:lsdException w:name="endnote text" w:semiHidden="1" w:unhideWhenUsed="1"/>
+    <w:lsdException w:name="table of authorities" w:semiHidden="1" w:unhideWhenUsed="1"/>
+    <w:lsdException w:name="macro" w:semiHidden="1" w:unhideWhenUsed="1"/>
+    <w:lsdException w:name="toa heading" w:semiHidden="1" w:unhideWhenUsed="1"/>
+    <w:lsdException w:name="List" w:semiHidden="1" w:unhideWhenUsed="1"/>
+    <w:lsdException w:name="List Bullet" w:semiHidden="1" w:unhideWhenUsed="1"/>
+    <w:lsdException w:name="List Number" w:semiHidden="1" w:unhideWhenUsed="1"/>
+    <w:lsdException w:name="List 2" w:semiHidden="1" w:unhideWhenUsed="1"/>
+    <w:lsdException w:name="List 3" w:semiHidden="1" w:unhideWhenUsed="1"/>
+    <w:lsdException w:name="List 4" w:semiHidden="1" w:unhideWhenUsed="1"/>
+    <w:lsdException w:name="List 5" w:semiHidden="1" w:unhideWhenUsed="1"/>
+    <w:lsdException w:name="List Bullet 2" w:semiHidden="1" w:unhideWhenUsed="1"/>
+    <w:lsdException w:name="List Bullet 3" w:semiHidden="1" w:unhideWhenUsed="1"/>
+    <w:lsdException w:name="List Bullet 4" w:semiHidden="1" w:unhideWhenUsed="1"/>
+    <w:lsdException w:name="List Bullet 5" w:semiHidden="1" w:unhideWhenUsed="1"/>
+    <w:lsdException w:name="List Number 2" w:semiHidden="1" w:unhideWhenUsed="1"/>
+    <w:lsdException w:name="List Number 3" w:semiHidden="1" w:unhideWhenUsed="1"/>
+    <w:lsdException w:name="List Number 4" w:semiHidden="1" w:unhideWhenUsed="1"/>
+    <w:lsdException w:name="List Number 5" w:semiHidden="1" w:unhideWhenUsed="1"/>
+    <w:lsdException w:name="Title" w:uiPriority="10" w:qFormat="1"/>
+    <w:lsdException w:name="Closing" w:semiHidden="1" w:unhideWhenUsed="1"/>
+    <w:lsdException w:name="Signature" w:semiHidden="1" w:unhideWhenUsed="1"/>
+    <w:lsdException w:name="Default Paragraph Font" w:semiHidden="1" w:uiPriority="1" w:unhideWhenUsed="1"/>
+    <w:lsdException w:name="Body Text" w:semiHidden="1" w:unhideWhenUsed="1"/>
+    <w:lsdException w:name="Body Text Indent" w:semiHidden="1" w:unhideWhenUsed="1"/>
+    <w:lsdException w:name="List Continue" w:semiHidden="1" w:unhideWhenUsed="1"/>
+    <w:lsdException w:name="List Continue 2" w:semiHidden="1" w:unhideWhenUsed="1"/>
+    <w:lsdException w:name="List Continue 3" w:semiHidden="1" w:unhideWhenUsed="1"/>
+    <w:lsdException w:name="List Continue 4" w:semiHidden="1" w:unhideWhenUsed="1"/>
+    <w:lsdException w:name="List Continue 5" w:semiHidden="1" w:unhideWhenUsed="1"/>
+    <w:lsdException w:name="Message Header" w:semiHidden="1" w:unhideWhenUsed="1"/>
+    <w:lsdException w:name="Subtitle" w:uiPriority="11" w:qFormat="1"/>
+    <w:lsdException w:name="Salutation" w:semiHidden="1" w:unhideWhenUsed="1"/>
+    <w:lsdException w:name="Date" w:semiHidden="1" w:unhideWhenUsed="1"/>
+    <w:lsdException w:name="Body Text First Indent" w:semiHidden="1" w:unhideWhenUsed="1"/>
+    <w:lsdException w:name="Body Text First Indent 2" w:semiHidden="1" w:unhideWhenUsed="1"/>
+    <w:lsdException w:name="Note Heading" w:semiHidden="1" w:unhideWhenUsed="1"/>
+    <w:lsdException w:name="Body Text 2" w:semiHidden="1" w:unhideWhenUsed="1"/>
+    <w:lsdException w:name="Body Text 3" w:semiHidden="1" w:unhideWhenUsed="1"/>
+    <w:lsdException w:name="Body Text Indent 2" w:semiHidden="1" w:unhideWhenUsed="1"/>
+    <w:lsdException w:name="Body Text Indent 3" w:semiHidden="1" w:unhideWhenUsed="1"/>
+    <w:lsdException w:name="Block Text" w:semiHidden="1" w:unhideWhenUsed="1"/>
+    <w:lsdException w:name="Hyperlink" w:semiHidden="1" w:unhideWhenUsed="1"/>
+    <w:lsdException w:name="FollowedHyperlink" w:semiHidden="1" w:unhideWhenUsed="1"/>
+    <w:lsdException w:name="Strong" w:uiPriority="22" w:qFormat="1"/>
+    <w:lsdException w:name="Emphasis" w:uiPriority="20" w:qFormat="1"/>
+    <w:lsdException w:name="Document Map" w:semiHidden="1" w:unhideWhenUsed="1"/>
+    <w:lsdException w:name="Plain Text" w:semiHidden="1" w:unhideWhenUsed="1"/>
+    <w:lsdException w:name="E-mail Signature" w:semiHidden="1" w:unhideWhenUsed="1"/>
+    <w:lsdException w:name="HTML Top of Form" w:semiHidden="1" w:unhideWhenUsed="1"/>
+    <w:lsdException w:name="HTML Bottom of Form" w:semiHidden="1" w:unhideWhenUsed="1"/>
+    <w:lsdException w:name="Normal (Web)" w:semiHidden="1" w:unhideWhenUsed="1"/>
+    <w:lsdException w:name="HTML Acronym" w:semiHidden="1" w:unhideWhenUsed="1"/>
+    <w:lsdException w:name="HTML Address" w:semiHidden="1" w:unhideWhenUsed="1"/>
+    <w:lsdException w:name="HTML Cite" w:semiHidden="1" w:unhideWhenUsed="1"/>
+    <w:lsdException w:name="HTML Code" w:semiHidden="1" w:unhideWhenUsed="1"/>
+    <w:lsdException w:name="HTML Definition" w:semiHidden="1" w:unhideWhenUsed="1"/>
+    <w:lsdException w:name="HTML Keyboard" w:semiHidden="1" w:unhideWhenUsed="1"/>
+    <w:lsdException w:name="HTML Preformatted" w:semiHidden="1" w:unhideWhenUsed="1"/>
+    <w:lsdException w:name="HTML Sample" w:semiHidden="1" w:unhideWhenUsed="1"/>
+    <w:lsdException w:name="HTML Typewriter" w:semiHidden="1" w:unhideWhenUsed="1"/>
+    <w:lsdException w:name="HTML Variable" w:semiHidden="1" w:unhideWhenUsed="1"/>
+    <w:lsdException w:name="Normal Table" w:semiHidden="1" w:unhideWhenUsed="1"/>
+    <w:lsdException w:name="annotation subject" w:semiHidden="1" w:unhideWhenUsed="1"/>
+    <w:lsdException w:name="No List" w:semiHidden="1" w:unhideWhenUsed="1"/>
+    <w:lsdException w:name="Outline List 1" w:semiHidden="1" w:unhideWhenUsed="1"/>
+    <w:lsdException w:name="Outline List 2" w:semiHidden="1" w:unhideWhenUsed="1"/>
+    <w:lsdException w:name="Outline List 3" w:semiHidden="1" w:unhideWhenUsed="1"/>
+    <w:lsdException w:name="Table Simple 1" w:semiHidden="1" w:unhideWhenUsed="1"/>
+    <w:lsdException w:name="Table Simple 2" w:semiHidden="1" w:unhideWhenUsed="1"/>
+    <w:lsdException w:name="Table Simple 3" w:semiHidden="1" w:unhideWhenUsed="1"/>
+    <w:lsdException w:name="Table Classic 1" w:semiHidden="1" w:unhideWhenUsed="1"/>
+    <w:lsdException w:name="Table Classic 2" w:semiHidden="1" w:unhideWhenUsed="1"/>
+    <w:lsdException w:name="Table Classic 3" w:semiHidden="1" w:unhideWhenUsed="1"/>
+    <w:lsdException w:name="Table Classic 4" w:semiHidden="1" w:unhideWhenUsed="1"/>
+    <w:lsdException w:name="Table Colorful 1" w:semiHidden="1" w:unhideWhenUsed="1"/>
+    <w:lsdException w:name="Table Colorful 2" w:semiHidden="1" w:unhideWhenUsed="1"/>
+    <w:lsdException w:name="Table Colorful 3" w:semiHidden="1" w:unhideWhenUsed="1"/>
+    <w:lsdException w:name="Table Columns 1" w:semiHidden="1" w:unhideWhenUsed="1"/>
+    <w:lsdException w:name="Table Columns 2" w:semiHidden="1" w:unhideWhenUsed="1"/>
+    <w:lsdException w:name="Table Columns 3" w:semiHidden="1" w:unhideWhenUsed="1"/>
+    <w:lsdException w:name="Table Columns 4" w:semiHidden="1" w:unhideWhenUsed="1"/>
+    <w:lsdException w:name="Table Columns 5" w:semiHidden="1" w:unhideWhenUsed="1"/>
+    <w:lsdException w:name="Table Grid 1" w:semiHidden="1" w:unhideWhenUsed="1"/>
+    <w:lsdException w:name="Table Grid 2" w:semiHidden="1" w:unhideWhenUsed="1"/>
+    <w:lsdException w:name="Table Grid 3" w:semiHidden="1" w:unhideWhenUsed="1"/>
+    <w:lsdException w:name="Table Grid 4" w:semiHidden="1" w:unhideWhenUsed="1"/>
+    <w:lsdException w:name="Table Grid 5" w:semiHidden="1" w:unhideWhenUsed="1"/>
+    <w:lsdException w:name="Table Grid 6" w:semiHidden="1" w:unhideWhenUsed="1"/>
+    <w:lsdException w:name="Table Grid 7" w:semiHidden="1" w:unhideWhenUsed="1"/>
+    <w:lsdException w:name="Table Grid 8" w:semiHidden="1" w:unhideWhenUsed="1"/>
+    <w:lsdException w:name="Table List 1" w:semiHidden="1" w:unhideWhenUsed="1"/>
+    <w:lsdException w:name="Table List 2" w:semiHidden="1" w:unhideWhenUsed="1"/>
+    <w:lsdException w:name="Table List 3" w:semiHidden="1" w:unhideWhenUsed="1"/>
+    <w:lsdException w:name="Table List 4" w:semiHidden="1" w:unhideWhenUsed="1"/>
+    <w:lsdException w:name="Table List 5" w:semiHidden="1" w:unhideWhenUsed="1"/>
+    <w:lsdException w:name="Table List 6" w:semiHidden="1" w:unhideWhenUsed="1"/>
+    <w:lsdException w:name="Table List 7" w:semiHidden="1" w:unhideWhenUsed="1"/>
+    <w:lsdException w:name="Table List 8" w:semiHidden="1" w:unhideWhenUsed="1"/>
+    <w:lsdException w:name="Table 3D effects 1" w:semiHidden="1" w:unhideWhenUsed="1"/>
+    <w:lsdException w:name="Table 3D effects 2" w:semiHidden="1" w:unhideWhenUsed="1"/>
+    <w:lsdException w:name="Table 3D effects 3" w:semiHidden="1" w:unhideWhenUsed="1"/>
+    <w:lsdException w:name="Table Contemporary" w:semiHidden="1" w:unhideWhenUsed="1"/>
+    <w:lsdException w:name="Table Elegant" w:semiHidden="1" w:unhideWhenUsed="1"/>
+    <w:lsdException w:name="Table Professional" w:semiHidden="1" w:unhideWhenUsed="1"/>
+    <w:lsdException w:name="Table Subtle 1" w:semiHidden="1" w:unhideWhenUsed="1"/>
+    <w:lsdException w:name="Table Subtle 2" w:semiHidden="1" w:unhideWhenUsed="1"/>
+    <w:lsdException w:name="Table Web 1" w:semiHidden="1" w:unhideWhenUsed="1"/>
+    <w:lsdException w:name="Table Web 2" w:semiHidden="1" w:unhideWhenUsed="1"/>
+    <w:lsdException w:name="Table Web 3" w:semiHidden="1" w:unhideWhenUsed="1"/>
+    <w:lsdException w:name="Balloon Text" w:semiHidden="1" w:unhideWhenUsed="1"/>
+    <w:lsdException w:name="Table Grid" w:uiPriority="39"/>
+    <w:lsdException w:name="Table Theme" w:semiHidden="1" w:unhideWhenUsed="1"/>
+    <w:lsdException w:name="Placeholder Text" w:semiHidden="1"/>
+    <w:lsdException w:name="No Spacing" w:uiPriority="1" w:qFormat="1"/>
+    <w:lsdException w:name="Light Shading" w:uiPriority="60"/>
+    <w:lsdException w:name="Light List" w:uiPriority="61"/>
+    <w:lsdException w:name="Light Grid" w:uiPriority="62"/>
+    <w:lsdException w:name="Medium Shading 1" w:uiPriority="63"/>
+    <w:lsdException w:name="Medium Shading 2" w:uiPriority="64"/>
+    <w:lsdException w:name="Medium List 1" w:uiPriority="65"/>
+    <w:lsdException w:name="Medium List 2" w:uiPriority="66"/>
+    <w:lsdException w:name="Medium Grid 1" w:uiPriority="67"/>
+    <w:lsdException w:name="Medium Grid 2" w:uiPriority="68"/>
+    <w:lsdException w:name="Medium Grid 3" w:uiPriority="69"/>
+    <w:lsdException w:name="Dark List" w:uiPriority="70"/>
+    <w:lsdException w:name="Colorful Shading" w:uiPriority="71"/>
+    <w:lsdException w:name="Colorful List" w:uiPriority="72"/>
+    <w:lsdException w:name="Colorful Grid" w:uiPriority="73"/>
+    <w:lsdException w:name="Light Shading Accent 1" w:uiPriority="60"/>
+    <w:lsdException w:name="Light List Accent 1" w:uiPriority="61"/>
+    <w:lsdException w:name="Light Grid Accent 1" w:uiPriority="62"/>
+    <w:lsdException w:name="Medium Shading 1 Accent 1" w:uiPriority="63"/>
+    <w:lsdException w:name="Medium Shading 2 Accent 1" w:uiPriority="64"/>
+    <w:lsdException w:name="Medium List 1 Accent 1" w:uiPriority="65"/>
+    <w:lsdException w:name="Revision" w:semiHidden="1"/>
+    <w:lsdException w:name="List Paragraph" w:uiPriority="34" w:qFormat="1"/>
+    <w:lsdException w:name="Quote" w:uiPriority="29" w:qFormat="1"/>
+    <w:lsdException w:name="Intense Quote" w:uiPriority="30" w:qFormat="1"/>
+    <w:lsdException w:name="Medium List 2 Accent 1" w:uiPriority="66"/>
+    <w:lsdException w:name="Medium Grid 1 Accent 1" w:uiPriority="67"/>
+    <w:lsdException w:name="Medium Grid 2 Accent 1" w:uiPriority="68"/>
+    <w:lsdException w:name="Medium Grid 3 Accent 1" w:uiPriority="69"/>
+    <w:lsdException w:name="Dark List Accent 1" w:uiPriority="70"/>
+    <w:lsdException w:name="Colorful Shading Accent 1" w:uiPriority="71"/>
+    <w:lsdException w:name="Colorful List Accent 1" w:uiPriority="72"/>
+    <w:lsdException w:name="Colorful Grid Accent 1" w:uiPriority="73"/>
+    <w:lsdException w:name="Light Shading Accent 2" w:uiPriority="60"/>
+    <w:lsdException w:name="Light List Accent 2" w:uiPriority="61"/>
+    <w:lsdException w:name="Light Grid Accent 2" w:uiPriority="62"/>
+    <w:lsdException w:name="Medium Shading 1 Accent 2" w:uiPriority="63"/>
+    <w:lsdException w:name="Medium Shading 2 Accent 2" w:uiPriority="64"/>
+    <w:lsdException w:name="Medium List 1 Accent 2" w:uiPriority="65"/>
+    <w:lsdException w:name="Medium List 2 Accent 2" w:uiPriority="66"/>
+    <w:lsdException w:name="Medium Grid 1 Accent 2" w:uiPriority="67"/>
+    <w:lsdException w:name="Medium Grid 2 Accent 2" w:uiPriority="68"/>
+    <w:lsdException w:name="Medium Grid 3 Accent 2" w:uiPriority="69"/>
+    <w:lsdException w:name="Dark List Accent 2" w:uiPriority="70"/>
+    <w:lsdException w:name="Colorful Shading Accent 2" w:uiPriority="71"/>
+    <w:lsdException w:name="Colorful List Accent 2" w:uiPriority="72"/>
+    <w:lsdException w:name="Colorful Grid Accent 2" w:uiPriority="73"/>
+    <w:lsdException w:name="Light Shading Accent 3" w:uiPriority="60"/>
+    <w:lsdException w:name="Light List Accent 3" w:uiPriority="61"/>
+    <w:lsdException w:name="Light Grid Accent 3" w:uiPriority="62"/>
+    <w:lsdException w:name="Medium Shading 1 Accent 3" w:uiPriority="63"/>
+    <w:lsdException w:name="Medium Shading 2 Accent 3" w:uiPriority="64"/>
+    <w:lsdException w:name="Medium List 1 Accent 3" w:uiPriority="65"/>
+    <w:lsdException w:name="Medium List 2 Accent 3" w:uiPriority="66"/>
+    <w:lsdException w:name="Medium Grid 1 Accent 3" w:uiPriority="67"/>
+    <w:lsdException w:name="Medium Grid 2 Accent 3" w:uiPriority="68"/>
+    <w:lsdException w:name="Medium Grid 3 Accent 3" w:uiPriority="69"/>
+    <w:lsdException w:name="Dark List Accent 3" w:uiPriority="70"/>
+    <w:lsdException w:name="Colorful Shading Accent 3" w:uiPriority="71"/>
+    <w:lsdException w:name="Colorful List Accent 3" w:uiPriority="72"/>
+    <w:lsdException w:name="Colorful Grid Accent 3" w:uiPriority="73"/>
+    <w:lsdException w:name="Light Shading Accent 4" w:uiPriority="60"/>
+    <w:lsdException w:name="Light List Accent 4" w:uiPriority="61"/>
+    <w:lsdException w:name="Light Grid Accent 4" w:uiPriority="62"/>
+    <w:lsdException w:name="Medium Shading 1 Accent 4" w:uiPriority="63"/>
+    <w:lsdException w:name="Medium Shading 2 Accent 4" w:uiPriority="64"/>
+    <w:lsdException w:name="Medium List 1 Accent 4" w:uiPriority="65"/>
+    <w:lsdException w:name="Medium List 2 Accent 4" w:uiPriority="66"/>
+    <w:lsdException w:name="Medium Grid 1 Accent 4" w:uiPriority="67"/>
+    <w:lsdException w:name="Medium Grid 2 Accent 4" w:uiPriority="68"/>
+    <w:lsdException w:name="Medium Grid 3 Accent 4" w:uiPriority="69"/>
+    <w:lsdException w:name="Dark List Accent 4" w:uiPriority="70"/>
+    <w:lsdException w:name="Colorful Shading Accent 4" w:uiPriority="71"/>
+    <w:lsdException w:name="Colorful List Accent 4" w:uiPriority="72"/>
+    <w:lsdException w:name="Colorful Grid Accent 4" w:uiPriority="73"/>
+    <w:lsdException w:name="Light Shading Accent 5" w:uiPriority="60"/>
+    <w:lsdException w:name="Light List Accent 5" w:uiPriority="61"/>
+    <w:lsdException w:name="Light Grid Accent 5" w:uiPriority="62"/>
+    <w:lsdException w:name="Medium Shading 1 Accent 5" w:uiPriority="63"/>
+    <w:lsdException w:name="Medium Shading 2 Accent 5" w:uiPriority="64"/>
+    <w:lsdException w:name="Medium List 1 Accent 5" w:uiPriority="65"/>
+    <w:lsdException w:name="Medium List 2 Accent 5" w:uiPriority="66"/>
+    <w:lsdException w:name="Medium Grid 1 Accent 5" w:uiPriority="67"/>
+    <w:lsdException w:name="Medium Grid 2 Accent 5" w:uiPriority="68"/>
+    <w:lsdException w:name="Medium Grid 3 Accent 5" w:uiPriority="69"/>
+    <w:lsdException w:name="Dark List Accent 5" w:uiPriority="70"/>
+    <w:lsdException w:name="Colorful Shading Accent 5" w:uiPriority="71"/>
+    <w:lsdException w:name="Colorful List Accent 5" w:uiPriority="72"/>
+    <w:lsdException w:name="Colorful Grid Accent 5" w:uiPriority="73"/>
+    <w:lsdException w:name="Light Shading Accent 6" w:uiPriority="60"/>
+    <w:lsdException w:name="Light List Accent 6" w:uiPriority="61"/>
+    <w:lsdException w:name="Light Grid Accent 6" w:uiPriority="62"/>
+    <w:lsdException w:name="Medium Shading 1 Accent 6" w:uiPriority="63"/>
+    <w:lsdException w:name="Medium Shading 2 Accent 6" w:uiPriority="64"/>
+    <w:lsdException w:name="Medium List 1 Accent 6" w:uiPriority="65"/>
+    <w:lsdException w:name="Medium List 2 Accent 6" w:uiPriority="66"/>
+    <w:lsdException w:name="Medium Grid 1 Accent 6" w:uiPriority="67"/>
+    <w:lsdException w:name="Medium Grid 2 Accent 6" w:uiPriority="68"/>
+    <w:lsdException w:name="Medium Grid 3 Accent 6" w:uiPriority="69"/>
+    <w:lsdException w:name="Dark List Accent 6" w:uiPriority="70"/>
+    <w:lsdException w:name="Colorful Shading Accent 6" w:uiPriority="71"/>
+    <w:lsdException w:name="Colorful List Accent 6" w:uiPriority="72"/>
+    <w:lsdException w:name="Colorful Grid Accent 6" w:uiPriority="73"/>
+    <w:lsdException w:name="Subtle Emphasis" w:uiPriority="19" w:qFormat="1"/>
+    <w:lsdException w:name="Intense Emphasis" w:uiPriority="21" w:qFormat="1"/>
+    <w:lsdException w:name="Subtle Reference" w:uiPriority="31" w:qFormat="1"/>
+    <w:lsdException w:name="Intense Reference" w:uiPriority="32" w:qFormat="1"/>
+    <w:lsdException w:name="Book Title" w:uiPriority="33" w:qFormat="1"/>
+    <w:lsdException w:name="Bibliography" w:semiHidden="1" w:uiPriority="37" w:unhideWhenUsed="1"/>
+    <w:lsdException w:name="TOC Heading" w:semiHidden="1" w:uiPriority="39" w:unhideWhenUsed="1" w:qFormat="1"/>
+    <w:lsdException w:name="Plain Table 1" w:uiPriority="41"/>
+    <w:lsdException w:name="Plain Table 2" w:uiPriority="42"/>
+    <w:lsdException w:name="Plain Table 3" w:uiPriority="43"/>
+    <w:lsdException w:name="Plain Table 4" w:uiPriority="44"/>
+    <w:lsdException w:name="Plain Table 5" w:uiPriority="45"/>
+    <w:lsdException w:name="Grid Table Light" w:uiPriority="40"/>
+    <w:lsdException w:name="Grid Table 1 Light" w:uiPriority="46"/>
+    <w:lsdException w:name="Grid Table 2" w:uiPriority="47"/>
+    <w:lsdException w:name="Grid Table 3" w:uiPriority="48"/>
+    <w:lsdException w:name="Grid Table 4" w:uiPriority="49"/>
+    <w:lsdException w:name="Grid Table 5 Dark" w:uiPriority="50"/>
+    <w:lsdException w:name="Grid Table 6 Colorful" w:uiPriority="51"/>
+    <w:lsdException w:name="Grid Table 7 Colorful" w:uiPriority="52"/>
+    <w:lsdException w:name="Grid Table 1 Light Accent 1" w:uiPriority="46"/>
+    <w:lsdException w:name="Grid Table 2 Accent 1" w:uiPriority="47"/>
+    <w:lsdException w:name="Grid Table 3 Accent 1" w:uiPriority="48"/>
+    <w:lsdException w:name="Grid Table 4 Accent 1" w:uiPriority="49"/>
+    <w:lsdException w:name="Grid Table 5 Dark Accent 1" w:uiPriority="50"/>
+    <w:lsdException w:name="Grid Table 6 Colorful Accent 1" w:uiPriority="51"/>
+    <w:lsdException w:name="Grid Table 7 Colorful Accent 1" w:uiPriority="52"/>
+    <w:lsdException w:name="Grid Table 1 Light Accent 2" w:uiPriority="46"/>
+    <w:lsdException w:name="Grid Table 2 Accent 2" w:uiPriority="47"/>
+    <w:lsdException w:name="Grid Table 3 Accent 2" w:uiPriority="48"/>
+    <w:lsdException w:name="Grid Table 4 Accent 2" w:uiPriority="49"/>
+    <w:lsdException w:name="Grid Table 5 Dark Accent 2" w:uiPriority="50"/>
+    <w:lsdException w:name="Grid Table 6 Colorful Accent 2" w:uiPriority="51"/>
+    <w:lsdException w:name="Grid Table 7 Colorful Accent 2" w:uiPriority="52"/>
+    <w:lsdException w:name="Grid Table 1 Light Accent 3" w:uiPriority="46"/>
+    <w:lsdException w:name="Grid Table 2 Accent 3" w:uiPriority="47"/>
+    <w:lsdException w:name="Grid Table 3 Accent 3" w:uiPriority="48"/>
+    <w:lsdException w:name="Grid Table 4 Accent 3" w:uiPriority="49"/>
+    <w:lsdException w:name="Grid Table 5 Dark Accent 3" w:uiPriority="50"/>
+    <w:lsdException w:name="Grid Table 6 Colorful Accent 3" w:uiPriority="51"/>
+    <w:lsdException w:name="Grid Table 7 Colorful Accent 3" w:uiPriority="52"/>
+    <w:lsdException w:name="Grid Table 1 Light Accent 4" w:uiPriority="46"/>
+    <w:lsdException w:name="Grid Table 2 Accent 4" w:uiPriority="47"/>
+    <w:lsdException w:name="Grid Table 3 Accent 4" w:uiPriority="48"/>
+    <w:lsdException w:name="Grid Table 4 Accent 4" w:uiPriority="49"/>
+    <w:lsdException w:name="Grid Table 5 Dark Accent 4" w:uiPriority="50"/>
+    <w:lsdException w:name="Grid Table 6 Colorful Accent 4" w:uiPriority="51"/>
+    <w:lsdException w:name="Grid Table 7 Colorful Accent 4" w:uiPriority="52"/>
+    <w:lsdException w:name="Grid Table 1 Light Accent 5" w:uiPriority="46"/>
+    <w:lsdException w:name="Grid Table 2 Accent 5" w:uiPriority="47"/>
+    <w:lsdException w:name="Grid Table 3 Accent 5" w:uiPriority="48"/>
+    <w:lsdException w:name="Grid Table 4 Accent 5" w:uiPriority="49"/>
+    <w:lsdException w:name="Grid Table 5 Dark Accent 5" w:uiPriority="50"/>
+    <w:lsdException w:name="Grid Table 6 Colorful Accent 5" w:uiPriority="51"/>
+    <w:lsdException w:name="Grid Table 7 Colorful Accent 5" w:uiPriority="52"/>
+    <w:lsdException w:name="Grid Table 1 Light Accent 6" w:uiPriority="46"/>
+    <w:lsdException w:name="Grid Table 2 Accent 6" w:uiPriority="47"/>
+    <w:lsdException w:name="Grid Table 3 Accent 6" w:uiPriority="48"/>
+    <w:lsdException w:name="Grid Table 4 Accent 6" w:uiPriority="49"/>
+    <w:lsdException w:name="Grid Table 5 Dark Accent 6" w:uiPriority="50"/>
+    <w:lsdException w:name="Grid Table 6 Colorful Accent 6" w:uiPriority="51"/>
+    <w:lsdException w:name="Grid Table 7 Colorful Accent 6" w:uiPriority="52"/>
+    <w:lsdException w:name="List Table 1 Light" w:uiPriority="46"/>
+    <w:lsdException w:name="List Table 2" w:uiPriority="47"/>
+    <w:lsdException w:name="List Table 3" w:uiPriority="48"/>
+    <w:lsdException w:name="List Table 4" w:uiPriority="49"/>
+    <w:lsdException w:name="List Table 5 Dark" w:uiPriority="50"/>
+    <w:lsdException w:name="List Table 6 Colorful" w:uiPriority="51"/>
+    <w:lsdException w:name="List Table 7 Colorful" w:uiPriority="52"/>
+    <w:lsdException w:name="List Table 1 Light Accent 1" w:uiPriority="46"/>
+    <w:lsdException w:name="List Table 2 Accent 1" w:uiPriority="47"/>
+    <w:lsdException w:name="List Table 3 Accent 1" w:uiPriority="48"/>
+    <w:lsdException w:name="List Table 4 Accent 1" w:uiPriority="49"/>
+    <w:lsdException w:name="List Table 5 Dark Accent 1" w:uiPriority="50"/>
+    <w:lsdException w:name="List Table 6 Colorful Accent 1" w:uiPriority="51"/>
+    <w:lsdException w:name="List Table 7 Colorful Accent 1" w:uiPriority="52"/>
+    <w:lsdException w:name="List Table 1 Light Accent 2" w:uiPriority="46"/>
+    <w:lsdException w:name="List Table 2 Accent 2" w:uiPriority="47"/>
+    <w:lsdException w:name="List Table 3 Accent 2" w:uiPriority="48"/>
+    <w:lsdException w:name="List Table 4 Accent 2" w:uiPriority="49"/>
+    <w:lsdException w:name="List Table 5 Dark Accent 2" w:uiPriority="50"/>
+    <w:lsdException w:name="List Table 6 Colorful Accent 2" w:uiPriority="51"/>
+    <w:lsdException w:name="List Table 7 Colorful Accent 2" w:uiPriority="52"/>
+    <w:lsdException w:name="List Table 1 Light Accent 3" w:uiPriority="46"/>
+    <w:lsdException w:name="List Table 2 Accent 3" w:uiPriority="47"/>
+    <w:lsdException w:name="List Table 3 Accent 3" w:uiPriority="48"/>
+    <w:lsdException w:name="List Table 4 Accent 3" w:uiPriority="49"/>
+    <w:lsdException w:name="List Table 5 Dark Accent 3" w:uiPriority="50"/>
+    <w:lsdException w:name="List Table 6 Colorful Accent 3" w:uiPriority="51"/>
+    <w:lsdException w:name="List Table 7 Colorful Accent 3" w:uiPriority="52"/>
+    <w:lsdException w:name="List Table 1 Light Accent 4" w:uiPriority="46"/>
+    <w:lsdException w:name="List Table 2 Accent 4" w:uiPriority="47"/>
+    <w:lsdException w:name="List Table 3 Accent 4" w:uiPriority="48"/>
+    <w:lsdException w:name="List Table 4 Accent 4" w:uiPriority="49"/>
+    <w:lsdException w:name="List Table 5 Dark Accent 4" w:uiPriority="50"/>
+    <w:lsdException w:name="List Table 6 Colorful Accent 4" w:uiPriority="51"/>
+    <w:lsdException w:name="List Table 7 Colorful Accent 4" w:uiPriority="52"/>
+    <w:lsdException w:name="List Table 1 Light Accent 5" w:uiPriority="46"/>
+    <w:lsdException w:name="List Table 2 Accent 5" w:uiPriority="47"/>
+    <w:lsdException w:name="List Table 3 Accent 5" w:uiPriority="48"/>
+    <w:lsdException w:name="List Table 4 Accent 5" w:uiPriority="49"/>
+    <w:lsdException w:name="List Table 5 Dark Accent 5" w:uiPriority="50"/>
+    <w:lsdException w:name="List Table 6 Colorful Accent 5" w:uiPriority="51"/>
+    <w:lsdException w:name="List Table 7 Colorful Accent 5" w:uiPriority="52"/>
+    <w:lsdException w:name="List Table 1 Light Accent 6" w:uiPriority="46"/>
+    <w:lsdException w:name="List Table 2 Accent 6" w:uiPriority="47"/>
+    <w:lsdException w:name="List Table 3 Accent 6" w:uiPriority="48"/>
+    <w:lsdException w:name="List Table 4 Accent 6" w:uiPriority="49"/>
+    <w:lsdException w:name="List Table 5 Dark Accent 6" w:uiPriority="50"/>
+    <w:lsdException w:name="List Table 6 Colorful Accent 6" w:uiPriority="51"/>
+    <w:lsdException w:name="List Table 7 Colorful Accent 6" w:uiPriority="52"/>
+    <w:lsdException w:name="Mention" w:semiHidden="1" w:unhideWhenUsed="1"/>
+    <w:lsdException w:name="Smart Hyperlink" w:semiHidden="1" w:unhideWhenUsed="1"/>
+    <w:lsdException w:name="Hashtag" w:semiHidden="1" w:unhideWhenUsed="1"/>
+    <w:lsdException w:name="Unresolved Mention" w:semiHidden="1" w:unhideWhenUsed="1"/>
+    <w:lsdException w:name="Smart Link" w:semiHidden="1" w:unhideWhenUsed="1"/>
+  </w:latentStyles>
+  <w:style w:type="paragraph" w:default="1" w:styleId="Normal">
+    <w:name w:val="Normal"/>
+    <w:qFormat/>
+  </w:style>
+  <w:style w:type="paragraph" w:styleId="Ttulo1">
+    <w:name w:val="heading 1"/>
+    <w:uiPriority w:val="9"/>
+    <w:qFormat/>
+    <w:pPr>
+      <w:outlineLvl w:val="0"/>
+    </w:pPr>
+    <w:rPr>
+      <w:color w:val="2E74B5"/>
+      <w:sz w:val="32"/>
+      <w:szCs w:val="32"/>
+    </w:rPr>
+  </w:style>
+  <w:style w:type="paragraph" w:styleId="Ttulo2">
+    <w:name w:val="heading 2"/>
+    <w:uiPriority w:val="9"/>
+    <w:unhideWhenUsed/>
+    <w:qFormat/>
+    <w:pPr>
+      <w:outlineLvl w:val="1"/>
+    </w:pPr>
+    <w:rPr>
+      <w:color w:val="2E74B5"/>
+      <w:sz w:val="26"/>
+      <w:szCs w:val="26"/>
+    </w:rPr>
+  </w:style>
+  <w:style w:type="paragraph" w:styleId="Ttulo3">
+    <w:name w:val="heading 3"/>
+    <w:uiPriority w:val="9"/>
+    <w:unhideWhenUsed/>
+    <w:qFormat/>
+    <w:pPr>
+      <w:outlineLvl w:val="2"/>
+    </w:pPr>
+    <w:rPr>
+      <w:color w:val="1F4D78"/>
+      <w:sz w:val="24"/>
+      <w:szCs w:val="24"/>
+    </w:rPr>
+  </w:style>
+  <w:style w:type="paragraph" w:styleId="Ttulo4">
+    <w:name w:val="heading 4"/>
+    <w:uiPriority w:val="9"/>
+    <w:semiHidden/>
+    <w:unhideWhenUsed/>
+    <w:qFormat/>
+    <w:pPr>
+      <w:outlineLvl w:val="3"/>
+    </w:pPr>
+    <w:rPr>
+      <w:i/>
+      <w:iCs/>
+      <w:color w:val="2E74B5"/>
+    </w:rPr>
+  </w:style>
+  <w:style w:type="paragraph" w:styleId="Ttulo5">
+    <w:name w:val="heading 5"/>
+    <w:uiPriority w:val="9"/>
+    <w:semiHidden/>
+    <w:unhideWhenUsed/>
+    <w:qFormat/>
+    <w:pPr>
+      <w:outlineLvl w:val="4"/>
+    </w:pPr>
+    <w:rPr>
+      <w:color w:val="2E74B5"/>
+    </w:rPr>
+  </w:style>
+  <w:style w:type="paragraph" w:styleId="Ttulo6">
+    <w:name w:val="heading 6"/>
+    <w:uiPriority w:val="9"/>
+    <w:semiHidden/>
+    <w:unhideWhenUsed/>
+    <w:qFormat/>
+    <w:pPr>
+      <w:outlineLvl w:val="5"/>
+    </w:pPr>
+    <w:rPr>
+      <w:color w:val="1F4D78"/>
+    </w:rPr>
+  </w:style>
+  <w:style w:type="character" w:default="1" w:styleId="Fuentedeprrafopredeter">
+    <w:name w:val="Default Paragraph Font"/>
+    <w:uiPriority w:val="1"/>
+    <w:semiHidden/>
+    <w:unhideWhenUsed/>
+  </w:style>
+  <w:style w:type="table" w:default="1" w:styleId="Tablanormal">
+    <w:name w:val="Normal Table"/>
+    <w:uiPriority w:val="99"/>
+    <w:semiHidden/>
+    <w:unhideWhenUsed/>
+    <w:tblPr>
+      <w:tblInd w:w="0" w:type="dxa"/>
+      <w:tblCellMar>
+        <w:top w:w="0" w:type="dxa"/>
+        <w:left w:w="108" w:type="dxa"/>
+        <w:bottom w:w="0" w:type="dxa"/>
+        <w:right w:w="108" w:type="dxa"/>
+      </w:tblCellMar>
+    </w:tblPr>
+  </w:style>
+  <w:style w:type="numbering" w:default="1" w:styleId="Sinlista">
+    <w:name w:val="No List"/>
+    <w:uiPriority w:val="99"/>
+    <w:semiHidden/>
+    <w:unhideWhenUsed/>
+  </w:style>
+  <w:style w:type="paragraph" w:styleId="Ttulo">
     <w:name w:val="Title"/>
-    <w:basedOn w:val="Normal"/>
-    <w:next w:val="Normal"/>
+    <w:uiPriority w:val="10"/>
     <w:qFormat/>
     <w:rPr>
       <w:sz w:val="56"/>
       <w:szCs w:val="56"/>
     </w:rPr>
   </w:style>
-  <w:style w:type="paragraph" w:styleId="Heading1">
-    <w:name w:val="Heading 1"/>
-    <w:basedOn w:val="Normal"/>
-    <w:next w:val="Normal"/>
-    <w:qFormat/>
-    <w:rPr>
-      <w:color w:val="2E74B5"/>
-      <w:sz w:val="32"/>
-      <w:szCs w:val="32"/>
-    </w:rPr>
-  </w:style>
-  <w:style w:type="paragraph" w:styleId="Heading2">
-    <w:name w:val="Heading 2"/>
-    <w:basedOn w:val="Normal"/>
-    <w:next w:val="Normal"/>
-    <w:qFormat/>
-    <w:rPr>
-      <w:color w:val="2E74B5"/>
-      <w:sz w:val="26"/>
-      <w:szCs w:val="26"/>
-    </w:rPr>
-  </w:style>
-  <w:style w:type="paragraph" w:styleId="Heading3">
-    <w:name w:val="Heading 3"/>
-    <w:basedOn w:val="Normal"/>
-    <w:next w:val="Normal"/>
-    <w:qFormat/>
-    <w:rPr>
-      <w:color w:val="1F4D78"/>
-      <w:sz w:val="24"/>
-      <w:szCs w:val="24"/>
-    </w:rPr>
-  </w:style>
-  <w:style w:type="paragraph" w:styleId="Heading4">
-    <w:name w:val="Heading 4"/>
-    <w:basedOn w:val="Normal"/>
-    <w:next w:val="Normal"/>
-    <w:qFormat/>
-    <w:rPr>
-      <w:i/>
-      <w:iCs/>
-      <w:color w:val="2E74B5"/>
-    </w:rPr>
-  </w:style>
-  <w:style w:type="paragraph" w:styleId="Heading5">
-    <w:name w:val="Heading 5"/>
-    <w:basedOn w:val="Normal"/>
-    <w:next w:val="Normal"/>
-    <w:qFormat/>
-    <w:rPr>
-      <w:color w:val="2E74B5"/>
-    </w:rPr>
-  </w:style>
-  <w:style w:type="paragraph" w:styleId="Heading6">
-    <w:name w:val="Heading 6"/>
-    <w:basedOn w:val="Normal"/>
-    <w:next w:val="Normal"/>
-    <w:qFormat/>
-    <w:rPr>
-      <w:color w:val="1F4D78"/>
-    </w:rPr>
-  </w:style>
-  <w:style w:type="paragraph" w:styleId="Strong">
-    <w:name w:val="Strong"/>
-    <w:basedOn w:val="Normal"/>
-    <w:next w:val="Normal"/>
+  <w:style w:type="paragraph" w:customStyle="1" w:styleId="Fuerte1">
+    <w:name w:val="Fuerte1"/>
     <w:qFormat/>
     <w:rPr>
       <w:b/>
       <w:bCs/>
     </w:rPr>
   </w:style>
-  <w:style w:type="paragraph" w:styleId="ListParagraph">
+  <w:style w:type="paragraph" w:styleId="Prrafodelista">
     <w:name w:val="List Paragraph"/>
-    <w:basedOn w:val="Normal"/>
     <w:qFormat/>
   </w:style>
-  <w:style w:type="character" w:styleId="Hyperlink">
+  <w:style w:type="character" w:styleId="Hipervnculo">
     <w:name w:val="Hyperlink"/>
-    <w:basedOn w:val="DefaultParagraphFont"/>
     <w:uiPriority w:val="99"/>
     <w:unhideWhenUsed/>
     <w:rPr>
@@ -1104,9 +2092,8 @@
       <w:u w:val="single"/>
     </w:rPr>
   </w:style>
-  <w:style w:type="character" w:styleId="FootnoteReference">
+  <w:style w:type="character" w:styleId="Refdenotaalpie">
     <w:name w:val="footnote reference"/>
-    <w:basedOn w:val="DefaultParagraphFont"/>
     <w:uiPriority w:val="99"/>
     <w:semiHidden/>
     <w:unhideWhenUsed/>
@@ -1114,25 +2101,16 @@
       <w:vertAlign w:val="superscript"/>
     </w:rPr>
   </w:style>
-  <w:style w:type="paragraph" w:styleId="FootnoteText">
+  <w:style w:type="paragraph" w:styleId="Textonotapie">
     <w:name w:val="footnote text"/>
-    <w:basedOn w:val="Normal"/>
-    <w:link w:val="FootnoteTextChar"/>
+    <w:link w:val="TextonotapieCar"/>
     <w:uiPriority w:val="99"/>
     <w:semiHidden/>
     <w:unhideWhenUsed/>
-    <w:pPr>
-      <w:spacing w:after="0" w:line="240" w:lineRule="auto"/>
-    </w:pPr>
-    <w:rPr>
-      <w:sz w:val="20"/>
-      <w:szCs w:val="20"/>
-    </w:rPr>
   </w:style>
-  <w:style w:type="character" w:styleId="FootnoteTextChar">
-    <w:name w:val="Footnote Text Char"/>
-    <w:basedOn w:val="DefaultParagraphFont"/>
-    <w:link w:val="FootnoteText"/>
+  <w:style w:type="character" w:customStyle="1" w:styleId="TextonotapieCar">
+    <w:name w:val="Texto nota pie Car"/>
+    <w:link w:val="Textonotapie"/>
     <w:uiPriority w:val="99"/>
     <w:semiHidden/>
     <w:unhideWhenUsed/>
@@ -1141,9 +2119,8 @@
       <w:szCs w:val="20"/>
     </w:rPr>
   </w:style>
-  <w:style w:type="character" w:styleId="EndnoteReference">
+  <w:style w:type="character" w:styleId="Refdenotaalfinal">
     <w:name w:val="endnote reference"/>
-    <w:basedOn w:val="DefaultParagraphFont"/>
     <w:uiPriority w:val="99"/>
     <w:semiHidden/>
     <w:unhideWhenUsed/>
@@ -1151,25 +2128,16 @@
       <w:vertAlign w:val="superscript"/>
     </w:rPr>
   </w:style>
-  <w:style w:type="paragraph" w:styleId="EndnoteText">
+  <w:style w:type="paragraph" w:styleId="Textonotaalfinal">
     <w:name w:val="endnote text"/>
-    <w:basedOn w:val="Normal"/>
-    <w:link w:val="EndnoteTextChar"/>
+    <w:link w:val="TextonotaalfinalCar"/>
     <w:uiPriority w:val="99"/>
     <w:semiHidden/>
     <w:unhideWhenUsed/>
-    <w:pPr>
-      <w:spacing w:after="0" w:line="240" w:lineRule="auto"/>
-    </w:pPr>
-    <w:rPr>
-      <w:sz w:val="20"/>
-      <w:szCs w:val="20"/>
-    </w:rPr>
   </w:style>
-  <w:style w:type="character" w:styleId="EndnoteTextChar">
-    <w:name w:val="Endnote Text Char"/>
-    <w:basedOn w:val="DefaultParagraphFont"/>
-    <w:link w:val="EndnoteText"/>
+  <w:style w:type="character" w:customStyle="1" w:styleId="TextonotaalfinalCar">
+    <w:name w:val="Texto nota al final Car"/>
+    <w:link w:val="Textonotaalfinal"/>
     <w:uiPriority w:val="99"/>
     <w:semiHidden/>
     <w:unhideWhenUsed/>
@@ -1179,4 +2147,299 @@
     </w:rPr>
   </w:style>
 </w:styles>
+</file>
+
+<file path=word/theme/theme1.xml><?xml version="1.0" encoding="utf-8"?>
+<a:theme xmlns:a="http://schemas.openxmlformats.org/drawingml/2006/main" name="Tema de Office">
+  <a:themeElements>
+    <a:clrScheme name="Office">
+      <a:dk1>
+        <a:sysClr val="windowText" lastClr="000000"/>
+      </a:dk1>
+      <a:lt1>
+        <a:sysClr val="window" lastClr="FFFFFF"/>
+      </a:lt1>
+      <a:dk2>
+        <a:srgbClr val="44546A"/>
+      </a:dk2>
+      <a:lt2>
+        <a:srgbClr val="E7E6E6"/>
+      </a:lt2>
+      <a:accent1>
+        <a:srgbClr val="4472C4"/>
+      </a:accent1>
+      <a:accent2>
+        <a:srgbClr val="ED7D31"/>
+      </a:accent2>
+      <a:accent3>
+        <a:srgbClr val="A5A5A5"/>
+      </a:accent3>
+      <a:accent4>
+        <a:srgbClr val="FFC000"/>
+      </a:accent4>
+      <a:accent5>
+        <a:srgbClr val="5B9BD5"/>
+      </a:accent5>
+      <a:accent6>
+        <a:srgbClr val="70AD47"/>
+      </a:accent6>
+      <a:hlink>
+        <a:srgbClr val="0563C1"/>
+      </a:hlink>
+      <a:folHlink>
+        <a:srgbClr val="954F72"/>
+      </a:folHlink>
+    </a:clrScheme>
+    <a:fontScheme name="Office">
+      <a:majorFont>
+        <a:latin typeface="Calibri Light" panose="020F0302020204030204"/>
+        <a:ea typeface=""/>
+        <a:cs typeface=""/>
+        <a:font script="Jpan" typeface="游ゴシック Light"/>
+        <a:font script="Hang" typeface="맑은 고딕"/>
+        <a:font script="Hans" typeface="等线 Light"/>
+        <a:font script="Hant" typeface="新細明體"/>
+        <a:font script="Arab" typeface="Times New Roman"/>
+        <a:font script="Hebr" typeface="Times New Roman"/>
+        <a:font script="Thai" typeface="Angsana New"/>
+        <a:font script="Ethi" typeface="Nyala"/>
+        <a:font script="Beng" typeface="Vrinda"/>
+        <a:font script="Gujr" typeface="Shruti"/>
+        <a:font script="Khmr" typeface="MoolBoran"/>
+        <a:font script="Knda" typeface="Tunga"/>
+        <a:font script="Guru" typeface="Raavi"/>
+        <a:font script="Cans" typeface="Euphemia"/>
+        <a:font script="Cher" typeface="Plantagenet Cherokee"/>
+        <a:font script="Yiii" typeface="Microsoft Yi Baiti"/>
+        <a:font script="Tibt" typeface="Microsoft Himalaya"/>
+        <a:font script="Thaa" typeface="MV Boli"/>
+        <a:font script="Deva" typeface="Mangal"/>
+        <a:font script="Telu" typeface="Gautami"/>
+        <a:font script="Taml" typeface="Latha"/>
+        <a:font script="Syrc" typeface="Estrangelo Edessa"/>
+        <a:font script="Orya" typeface="Kalinga"/>
+        <a:font script="Mlym" typeface="Kartika"/>
+        <a:font script="Laoo" typeface="DokChampa"/>
+        <a:font script="Sinh" typeface="Iskoola Pota"/>
+        <a:font script="Mong" typeface="Mongolian Baiti"/>
+        <a:font script="Viet" typeface="Times New Roman"/>
+        <a:font script="Uigh" typeface="Microsoft Uighur"/>
+        <a:font script="Geor" typeface="Sylfaen"/>
+        <a:font script="Armn" typeface="Arial"/>
+        <a:font script="Bugi" typeface="Leelawadee UI"/>
+        <a:font script="Bopo" typeface="Microsoft JhengHei"/>
+        <a:font script="Java" typeface="Javanese Text"/>
+        <a:font script="Lisu" typeface="Segoe UI"/>
+        <a:font script="Mymr" typeface="Myanmar Text"/>
+        <a:font script="Nkoo" typeface="Ebrima"/>
+        <a:font script="Olck" typeface="Nirmala UI"/>
+        <a:font script="Osma" typeface="Ebrima"/>
+        <a:font script="Phag" typeface="Phagspa"/>
+        <a:font script="Syrn" typeface="Estrangelo Edessa"/>
+        <a:font script="Syrj" typeface="Estrangelo Edessa"/>
+        <a:font script="Syre" typeface="Estrangelo Edessa"/>
+        <a:font script="Sora" typeface="Nirmala UI"/>
+        <a:font script="Tale" typeface="Microsoft Tai Le"/>
+        <a:font script="Talu" typeface="Microsoft New Tai Lue"/>
+        <a:font script="Tfng" typeface="Ebrima"/>
+      </a:majorFont>
+      <a:minorFont>
+        <a:latin typeface="Calibri" panose="020F0502020204030204"/>
+        <a:ea typeface=""/>
+        <a:cs typeface=""/>
+        <a:font script="Jpan" typeface="游明朝"/>
+        <a:font script="Hang" typeface="맑은 고딕"/>
+        <a:font script="Hans" typeface="等线"/>
+        <a:font script="Hant" typeface="新細明體"/>
+        <a:font script="Arab" typeface="Arial"/>
+        <a:font script="Hebr" typeface="Arial"/>
+        <a:font script="Thai" typeface="Cordia New"/>
+        <a:font script="Ethi" typeface="Nyala"/>
+        <a:font script="Beng" typeface="Vrinda"/>
+        <a:font script="Gujr" typeface="Shruti"/>
+        <a:font script="Khmr" typeface="DaunPenh"/>
+        <a:font script="Knda" typeface="Tunga"/>
+        <a:font script="Guru" typeface="Raavi"/>
+        <a:font script="Cans" typeface="Euphemia"/>
+        <a:font script="Cher" typeface="Plantagenet Cherokee"/>
+        <a:font script="Yiii" typeface="Microsoft Yi Baiti"/>
+        <a:font script="Tibt" typeface="Microsoft Himalaya"/>
+        <a:font script="Thaa" typeface="MV Boli"/>
+        <a:font script="Deva" typeface="Mangal"/>
+        <a:font script="Telu" typeface="Gautami"/>
+        <a:font script="Taml" typeface="Latha"/>
+        <a:font script="Syrc" typeface="Estrangelo Edessa"/>
+        <a:font script="Orya" typeface="Kalinga"/>
+        <a:font script="Mlym" typeface="Kartika"/>
+        <a:font script="Laoo" typeface="DokChampa"/>
+        <a:font script="Sinh" typeface="Iskoola Pota"/>
+        <a:font script="Mong" typeface="Mongolian Baiti"/>
+        <a:font script="Viet" typeface="Arial"/>
+        <a:font script="Uigh" typeface="Microsoft Uighur"/>
+        <a:font script="Geor" typeface="Sylfaen"/>
+        <a:font script="Armn" typeface="Arial"/>
+        <a:font script="Bugi" typeface="Leelawadee UI"/>
+        <a:font script="Bopo" typeface="Microsoft JhengHei"/>
+        <a:font script="Java" typeface="Javanese Text"/>
+        <a:font script="Lisu" typeface="Segoe UI"/>
+        <a:font script="Mymr" typeface="Myanmar Text"/>
+        <a:font script="Nkoo" typeface="Ebrima"/>
+        <a:font script="Olck" typeface="Nirmala UI"/>
+        <a:font script="Osma" typeface="Ebrima"/>
+        <a:font script="Phag" typeface="Phagspa"/>
+        <a:font script="Syrn" typeface="Estrangelo Edessa"/>
+        <a:font script="Syrj" typeface="Estrangelo Edessa"/>
+        <a:font script="Syre" typeface="Estrangelo Edessa"/>
+        <a:font script="Sora" typeface="Nirmala UI"/>
+        <a:font script="Tale" typeface="Microsoft Tai Le"/>
+        <a:font script="Talu" typeface="Microsoft New Tai Lue"/>
+        <a:font script="Tfng" typeface="Ebrima"/>
+      </a:minorFont>
+    </a:fontScheme>
+    <a:fmtScheme name="Office">
+      <a:fillStyleLst>
+        <a:solidFill>
+          <a:schemeClr val="phClr"/>
+        </a:solidFill>
+        <a:gradFill rotWithShape="1">
+          <a:gsLst>
+            <a:gs pos="0">
+              <a:schemeClr val="phClr">
+                <a:lumMod val="110000"/>
+                <a:satMod val="105000"/>
+                <a:tint val="67000"/>
+              </a:schemeClr>
+            </a:gs>
+            <a:gs pos="50000">
+              <a:schemeClr val="phClr">
+                <a:lumMod val="105000"/>
+                <a:satMod val="103000"/>
+                <a:tint val="73000"/>
+              </a:schemeClr>
+            </a:gs>
+            <a:gs pos="100000">
+              <a:schemeClr val="phClr">
+                <a:lumMod val="105000"/>
+                <a:satMod val="109000"/>
+                <a:tint val="81000"/>
+              </a:schemeClr>
+            </a:gs>
+          </a:gsLst>
+          <a:lin ang="5400000" scaled="0"/>
+        </a:gradFill>
+        <a:gradFill rotWithShape="1">
+          <a:gsLst>
+            <a:gs pos="0">
+              <a:schemeClr val="phClr">
+                <a:satMod val="103000"/>
+                <a:lumMod val="102000"/>
+                <a:tint val="94000"/>
+              </a:schemeClr>
+            </a:gs>
+            <a:gs pos="50000">
+              <a:schemeClr val="phClr">
+                <a:satMod val="110000"/>
+                <a:lumMod val="100000"/>
+                <a:shade val="100000"/>
+              </a:schemeClr>
+            </a:gs>
+            <a:gs pos="100000">
+              <a:schemeClr val="phClr">
+                <a:lumMod val="99000"/>
+                <a:satMod val="120000"/>
+                <a:shade val="78000"/>
+              </a:schemeClr>
+            </a:gs>
+          </a:gsLst>
+          <a:lin ang="5400000" scaled="0"/>
+        </a:gradFill>
+      </a:fillStyleLst>
+      <a:lnStyleLst>
+        <a:ln w="6350" cap="flat" cmpd="sng" algn="ctr">
+          <a:solidFill>
+            <a:schemeClr val="phClr"/>
+          </a:solidFill>
+          <a:prstDash val="solid"/>
+          <a:miter lim="800000"/>
+        </a:ln>
+        <a:ln w="12700" cap="flat" cmpd="sng" algn="ctr">
+          <a:solidFill>
+            <a:schemeClr val="phClr"/>
+          </a:solidFill>
+          <a:prstDash val="solid"/>
+          <a:miter lim="800000"/>
+        </a:ln>
+        <a:ln w="19050" cap="flat" cmpd="sng" algn="ctr">
+          <a:solidFill>
+            <a:schemeClr val="phClr"/>
+          </a:solidFill>
+          <a:prstDash val="solid"/>
+          <a:miter lim="800000"/>
+        </a:ln>
+      </a:lnStyleLst>
+      <a:effectStyleLst>
+        <a:effectStyle>
+          <a:effectLst/>
+        </a:effectStyle>
+        <a:effectStyle>
+          <a:effectLst/>
+        </a:effectStyle>
+        <a:effectStyle>
+          <a:effectLst>
+            <a:outerShdw blurRad="57150" dist="19050" dir="5400000" algn="ctr" rotWithShape="0">
+              <a:srgbClr val="000000">
+                <a:alpha val="63000"/>
+              </a:srgbClr>
+            </a:outerShdw>
+          </a:effectLst>
+        </a:effectStyle>
+      </a:effectStyleLst>
+      <a:bgFillStyleLst>
+        <a:solidFill>
+          <a:schemeClr val="phClr"/>
+        </a:solidFill>
+        <a:solidFill>
+          <a:schemeClr val="phClr">
+            <a:tint val="95000"/>
+            <a:satMod val="170000"/>
+          </a:schemeClr>
+        </a:solidFill>
+        <a:gradFill rotWithShape="1">
+          <a:gsLst>
+            <a:gs pos="0">
+              <a:schemeClr val="phClr">
+                <a:tint val="93000"/>
+                <a:satMod val="150000"/>
+                <a:shade val="98000"/>
+                <a:lumMod val="102000"/>
+              </a:schemeClr>
+            </a:gs>
+            <a:gs pos="50000">
+              <a:schemeClr val="phClr">
+                <a:tint val="98000"/>
+                <a:satMod val="130000"/>
+                <a:shade val="90000"/>
+                <a:lumMod val="103000"/>
+              </a:schemeClr>
+            </a:gs>
+            <a:gs pos="100000">
+              <a:schemeClr val="phClr">
+                <a:shade val="63000"/>
+                <a:satMod val="120000"/>
+              </a:schemeClr>
+            </a:gs>
+          </a:gsLst>
+          <a:lin ang="5400000" scaled="0"/>
+        </a:gradFill>
+      </a:bgFillStyleLst>
+    </a:fmtScheme>
+  </a:themeElements>
+  <a:objectDefaults/>
+  <a:extraClrSchemeLst/>
+  <a:extLst>
+    <a:ext uri="{05A4C25C-085E-4340-85A3-A5531E510DB2}">
+      <thm15:themeFamily xmlns:thm15="http://schemas.microsoft.com/office/thememl/2012/main" name="Office Theme" id="{62F939B6-93AF-4DB8-9C6B-D6C7DFDC589F}" vid="{4A3C46E8-61CC-4603-A589-7422A47A8E4A}"/>
+    </a:ext>
+  </a:extLst>
+</a:theme>
 </file>